--- a/appendices/MMA6_codesearch_replication.docx
+++ b/appendices/MMA6_codesearch_replication.docx
@@ -29,7 +29,22 @@
           <w:sz w:val="20"/>
           <w:szCs w:val="20"/>
         </w:rPr>
-        <w:t xml:space="preserve">Replication of the published semantic code-search experiment from the authors’ released code and data, undertaken to test whether the sign-changing antecedent holds in a domain sharing no models, corpora or evaluation conventions with clinical retrieval. Baseline retrieval reproduced the published values to within 0.001 across all 18 primary cells; the reported subgroup sign structure did not reproduce, and the generality claim is withdrawn rather than supported.</w:t>
+        <w:t xml:space="preserve">Replication of the published semantic code-search experiment from the authors’ released code and data, undertaken to test whether the sign-changing antecedent holds in a domain sharing no models, corpora or evaluation conventions with clinical retrieval. Baseline retrieval reproduced the published values to within 0.001 across the 18 released-checkpoint cells. Response-defined groups are present at low regularisation and absent above it, and the published mechanistic grouping does not reproduce; the generality claim is withdrawn rather than supported.</w:t>
+      </w:r>
+    </w:p>
+    <w:p>
+      <w:pPr>
+        <w:spacing w:after="200"/>
+      </w:pPr>
+      <w:r>
+        <w:rPr>
+          <w:rFonts w:ascii="Calibri" w:cs="Calibri" w:eastAsia="Calibri" w:hAnsi="Calibri"/>
+          <w:i/>
+          <w:iCs/>
+          <w:sz w:val="20"/>
+          <w:szCs w:val="20"/>
+        </w:rPr>
+        <w:t xml:space="preserve">Configuration keys: codebert = CodeBERT; codebert_ft = fine-tuned CodeBERT, contrastively trained; codet5p = CodeT5+; codellama = Code Llama. Languages are the six CodeSearchNet languages of the published primary grid, plus R, an extension outside that grid.</w:t>
       </w:r>
     </w:p>
     <w:p>
@@ -60,12 +75,12 @@
         </w:tblBorders>
       </w:tblPr>
       <w:tblGrid>
-        <w:gridCol w:w="1249"/>
-        <w:gridCol w:w="961"/>
-        <w:gridCol w:w="1153"/>
-        <w:gridCol w:w="1730"/>
-        <w:gridCol w:w="2114"/>
-        <w:gridCol w:w="4421"/>
+        <w:gridCol w:w="1281"/>
+        <w:gridCol w:w="985"/>
+        <w:gridCol w:w="1183"/>
+        <w:gridCol w:w="1774"/>
+        <w:gridCol w:w="1872"/>
+        <w:gridCol w:w="4533"/>
       </w:tblGrid>
       <w:tr>
         <w:trPr>
@@ -74,7 +89,7 @@
         </w:trPr>
         <w:tc>
           <w:tcPr>
-            <w:tcW w:type="dxa" w:w="1249"/>
+            <w:tcW w:type="dxa" w:w="1281"/>
             <w:shd w:fill="F2F2F2" w:color="auto" w:val="clear"/>
             <w:tcMar>
               <w:top w:type="dxa" w:w="40"/>
@@ -101,7 +116,7 @@
         </w:tc>
         <w:tc>
           <w:tcPr>
-            <w:tcW w:type="dxa" w:w="961"/>
+            <w:tcW w:type="dxa" w:w="985"/>
             <w:shd w:fill="F2F2F2" w:color="auto" w:val="clear"/>
             <w:tcMar>
               <w:top w:type="dxa" w:w="40"/>
@@ -128,7 +143,7 @@
         </w:tc>
         <w:tc>
           <w:tcPr>
-            <w:tcW w:type="dxa" w:w="1153"/>
+            <w:tcW w:type="dxa" w:w="1183"/>
             <w:shd w:fill="F2F2F2" w:color="auto" w:val="clear"/>
             <w:tcMar>
               <w:top w:type="dxa" w:w="40"/>
@@ -155,7 +170,7 @@
         </w:tc>
         <w:tc>
           <w:tcPr>
-            <w:tcW w:type="dxa" w:w="1730"/>
+            <w:tcW w:type="dxa" w:w="1774"/>
             <w:shd w:fill="F2F2F2" w:color="auto" w:val="clear"/>
             <w:tcMar>
               <w:top w:type="dxa" w:w="40"/>
@@ -182,7 +197,7 @@
         </w:tc>
         <w:tc>
           <w:tcPr>
-            <w:tcW w:type="dxa" w:w="2114"/>
+            <w:tcW w:type="dxa" w:w="1872"/>
             <w:shd w:fill="F2F2F2" w:color="auto" w:val="clear"/>
             <w:tcMar>
               <w:top w:type="dxa" w:w="40"/>
@@ -209,7 +224,7 @@
         </w:tc>
         <w:tc>
           <w:tcPr>
-            <w:tcW w:type="dxa" w:w="4421"/>
+            <w:tcW w:type="dxa" w:w="4533"/>
             <w:shd w:fill="F2F2F2" w:color="auto" w:val="clear"/>
             <w:tcMar>
               <w:top w:type="dxa" w:w="40"/>
@@ -242,7 +257,7 @@
         </w:trPr>
         <w:tc>
           <w:tcPr>
-            <w:tcW w:type="dxa" w:w="1249"/>
+            <w:tcW w:type="dxa" w:w="1281"/>
             <w:tcMar>
               <w:top w:type="dxa" w:w="40"/>
               <w:left w:type="dxa" w:w="70"/>
@@ -268,7 +283,7 @@
         </w:tc>
         <w:tc>
           <w:tcPr>
-            <w:tcW w:type="dxa" w:w="961"/>
+            <w:tcW w:type="dxa" w:w="985"/>
             <w:tcMar>
               <w:top w:type="dxa" w:w="40"/>
               <w:left w:type="dxa" w:w="70"/>
@@ -294,7 +309,7 @@
         </w:tc>
         <w:tc>
           <w:tcPr>
-            <w:tcW w:type="dxa" w:w="1153"/>
+            <w:tcW w:type="dxa" w:w="1183"/>
             <w:tcMar>
               <w:top w:type="dxa" w:w="40"/>
               <w:left w:type="dxa" w:w="70"/>
@@ -320,7 +335,7 @@
         </w:tc>
         <w:tc>
           <w:tcPr>
-            <w:tcW w:type="dxa" w:w="1730"/>
+            <w:tcW w:type="dxa" w:w="1774"/>
             <w:tcMar>
               <w:top w:type="dxa" w:w="40"/>
               <w:left w:type="dxa" w:w="70"/>
@@ -346,7 +361,7 @@
         </w:tc>
         <w:tc>
           <w:tcPr>
-            <w:tcW w:type="dxa" w:w="2114"/>
+            <w:tcW w:type="dxa" w:w="1872"/>
             <w:tcMar>
               <w:top w:type="dxa" w:w="40"/>
               <w:left w:type="dxa" w:w="70"/>
@@ -372,7 +387,7 @@
         </w:tc>
         <w:tc>
           <w:tcPr>
-            <w:tcW w:type="dxa" w:w="4421"/>
+            <w:tcW w:type="dxa" w:w="4533"/>
             <w:tcMar>
               <w:top w:type="dxa" w:w="40"/>
               <w:left w:type="dxa" w:w="70"/>
@@ -392,7 +407,7 @@
                 <w:sz w:val="17"/>
                 <w:szCs w:val="17"/>
               </w:rPr>
-              <w:t xml:space="preserve">primary baseline replication (3 model families x 6 languages)</w:t>
+              <w:t xml:space="preserve">primary baseline replication (released checkpoints, 6 CodeSearchNet languages)</w:t>
             </w:r>
           </w:p>
         </w:tc>
@@ -404,7 +419,7 @@
         </w:trPr>
         <w:tc>
           <w:tcPr>
-            <w:tcW w:type="dxa" w:w="1249"/>
+            <w:tcW w:type="dxa" w:w="1281"/>
             <w:tcMar>
               <w:top w:type="dxa" w:w="40"/>
               <w:left w:type="dxa" w:w="70"/>
@@ -430,7 +445,7 @@
         </w:tc>
         <w:tc>
           <w:tcPr>
-            <w:tcW w:type="dxa" w:w="961"/>
+            <w:tcW w:type="dxa" w:w="985"/>
             <w:tcMar>
               <w:top w:type="dxa" w:w="40"/>
               <w:left w:type="dxa" w:w="70"/>
@@ -456,7 +471,7 @@
         </w:tc>
         <w:tc>
           <w:tcPr>
-            <w:tcW w:type="dxa" w:w="1153"/>
+            <w:tcW w:type="dxa" w:w="1183"/>
             <w:tcMar>
               <w:top w:type="dxa" w:w="40"/>
               <w:left w:type="dxa" w:w="70"/>
@@ -482,7 +497,7 @@
         </w:tc>
         <w:tc>
           <w:tcPr>
-            <w:tcW w:type="dxa" w:w="1730"/>
+            <w:tcW w:type="dxa" w:w="1774"/>
             <w:tcMar>
               <w:top w:type="dxa" w:w="40"/>
               <w:left w:type="dxa" w:w="70"/>
@@ -508,7 +523,7 @@
         </w:tc>
         <w:tc>
           <w:tcPr>
-            <w:tcW w:type="dxa" w:w="2114"/>
+            <w:tcW w:type="dxa" w:w="1872"/>
             <w:tcMar>
               <w:top w:type="dxa" w:w="40"/>
               <w:left w:type="dxa" w:w="70"/>
@@ -534,7 +549,7 @@
         </w:tc>
         <w:tc>
           <w:tcPr>
-            <w:tcW w:type="dxa" w:w="4421"/>
+            <w:tcW w:type="dxa" w:w="4533"/>
             <w:tcMar>
               <w:top w:type="dxa" w:w="40"/>
               <w:left w:type="dxa" w:w="70"/>
@@ -554,7 +569,7 @@
                 <w:sz w:val="17"/>
                 <w:szCs w:val="17"/>
               </w:rPr>
-              <w:t xml:space="preserve">primary baseline replication (3 model families x 6 languages)</w:t>
+              <w:t xml:space="preserve">primary baseline replication (released checkpoints, 6 CodeSearchNet languages)</w:t>
             </w:r>
           </w:p>
         </w:tc>
@@ -566,7 +581,7 @@
         </w:trPr>
         <w:tc>
           <w:tcPr>
-            <w:tcW w:type="dxa" w:w="1249"/>
+            <w:tcW w:type="dxa" w:w="1281"/>
             <w:tcMar>
               <w:top w:type="dxa" w:w="40"/>
               <w:left w:type="dxa" w:w="70"/>
@@ -592,7 +607,7 @@
         </w:tc>
         <w:tc>
           <w:tcPr>
-            <w:tcW w:type="dxa" w:w="961"/>
+            <w:tcW w:type="dxa" w:w="985"/>
             <w:tcMar>
               <w:top w:type="dxa" w:w="40"/>
               <w:left w:type="dxa" w:w="70"/>
@@ -618,7 +633,7 @@
         </w:tc>
         <w:tc>
           <w:tcPr>
-            <w:tcW w:type="dxa" w:w="1153"/>
+            <w:tcW w:type="dxa" w:w="1183"/>
             <w:tcMar>
               <w:top w:type="dxa" w:w="40"/>
               <w:left w:type="dxa" w:w="70"/>
@@ -644,7 +659,7 @@
         </w:tc>
         <w:tc>
           <w:tcPr>
-            <w:tcW w:type="dxa" w:w="1730"/>
+            <w:tcW w:type="dxa" w:w="1774"/>
             <w:tcMar>
               <w:top w:type="dxa" w:w="40"/>
               <w:left w:type="dxa" w:w="70"/>
@@ -670,7 +685,7 @@
         </w:tc>
         <w:tc>
           <w:tcPr>
-            <w:tcW w:type="dxa" w:w="2114"/>
+            <w:tcW w:type="dxa" w:w="1872"/>
             <w:tcMar>
               <w:top w:type="dxa" w:w="40"/>
               <w:left w:type="dxa" w:w="70"/>
@@ -696,7 +711,7 @@
         </w:tc>
         <w:tc>
           <w:tcPr>
-            <w:tcW w:type="dxa" w:w="4421"/>
+            <w:tcW w:type="dxa" w:w="4533"/>
             <w:tcMar>
               <w:top w:type="dxa" w:w="40"/>
               <w:left w:type="dxa" w:w="70"/>
@@ -716,7 +731,7 @@
                 <w:sz w:val="17"/>
                 <w:szCs w:val="17"/>
               </w:rPr>
-              <w:t xml:space="preserve">primary baseline replication (3 model families x 6 languages)</w:t>
+              <w:t xml:space="preserve">primary baseline replication (released checkpoints, 6 CodeSearchNet languages)</w:t>
             </w:r>
           </w:p>
         </w:tc>
@@ -728,7 +743,7 @@
         </w:trPr>
         <w:tc>
           <w:tcPr>
-            <w:tcW w:type="dxa" w:w="1249"/>
+            <w:tcW w:type="dxa" w:w="1281"/>
             <w:tcMar>
               <w:top w:type="dxa" w:w="40"/>
               <w:left w:type="dxa" w:w="70"/>
@@ -754,7 +769,7 @@
         </w:tc>
         <w:tc>
           <w:tcPr>
-            <w:tcW w:type="dxa" w:w="961"/>
+            <w:tcW w:type="dxa" w:w="985"/>
             <w:tcMar>
               <w:top w:type="dxa" w:w="40"/>
               <w:left w:type="dxa" w:w="70"/>
@@ -780,7 +795,7 @@
         </w:tc>
         <w:tc>
           <w:tcPr>
-            <w:tcW w:type="dxa" w:w="1153"/>
+            <w:tcW w:type="dxa" w:w="1183"/>
             <w:tcMar>
               <w:top w:type="dxa" w:w="40"/>
               <w:left w:type="dxa" w:w="70"/>
@@ -806,7 +821,7 @@
         </w:tc>
         <w:tc>
           <w:tcPr>
-            <w:tcW w:type="dxa" w:w="1730"/>
+            <w:tcW w:type="dxa" w:w="1774"/>
             <w:tcMar>
               <w:top w:type="dxa" w:w="40"/>
               <w:left w:type="dxa" w:w="70"/>
@@ -832,7 +847,7 @@
         </w:tc>
         <w:tc>
           <w:tcPr>
-            <w:tcW w:type="dxa" w:w="2114"/>
+            <w:tcW w:type="dxa" w:w="1872"/>
             <w:tcMar>
               <w:top w:type="dxa" w:w="40"/>
               <w:left w:type="dxa" w:w="70"/>
@@ -858,7 +873,7 @@
         </w:tc>
         <w:tc>
           <w:tcPr>
-            <w:tcW w:type="dxa" w:w="4421"/>
+            <w:tcW w:type="dxa" w:w="4533"/>
             <w:tcMar>
               <w:top w:type="dxa" w:w="40"/>
               <w:left w:type="dxa" w:w="70"/>
@@ -878,7 +893,7 @@
                 <w:sz w:val="17"/>
                 <w:szCs w:val="17"/>
               </w:rPr>
-              <w:t xml:space="preserve">primary baseline replication (3 model families x 6 languages)</w:t>
+              <w:t xml:space="preserve">primary baseline replication (released checkpoints, 6 CodeSearchNet languages)</w:t>
             </w:r>
           </w:p>
         </w:tc>
@@ -890,7 +905,7 @@
         </w:trPr>
         <w:tc>
           <w:tcPr>
-            <w:tcW w:type="dxa" w:w="1249"/>
+            <w:tcW w:type="dxa" w:w="1281"/>
             <w:tcMar>
               <w:top w:type="dxa" w:w="40"/>
               <w:left w:type="dxa" w:w="70"/>
@@ -916,7 +931,7 @@
         </w:tc>
         <w:tc>
           <w:tcPr>
-            <w:tcW w:type="dxa" w:w="961"/>
+            <w:tcW w:type="dxa" w:w="985"/>
             <w:tcMar>
               <w:top w:type="dxa" w:w="40"/>
               <w:left w:type="dxa" w:w="70"/>
@@ -942,7 +957,7 @@
         </w:tc>
         <w:tc>
           <w:tcPr>
-            <w:tcW w:type="dxa" w:w="1153"/>
+            <w:tcW w:type="dxa" w:w="1183"/>
             <w:tcMar>
               <w:top w:type="dxa" w:w="40"/>
               <w:left w:type="dxa" w:w="70"/>
@@ -968,7 +983,7 @@
         </w:tc>
         <w:tc>
           <w:tcPr>
-            <w:tcW w:type="dxa" w:w="1730"/>
+            <w:tcW w:type="dxa" w:w="1774"/>
             <w:tcMar>
               <w:top w:type="dxa" w:w="40"/>
               <w:left w:type="dxa" w:w="70"/>
@@ -994,7 +1009,7 @@
         </w:tc>
         <w:tc>
           <w:tcPr>
-            <w:tcW w:type="dxa" w:w="2114"/>
+            <w:tcW w:type="dxa" w:w="1872"/>
             <w:tcMar>
               <w:top w:type="dxa" w:w="40"/>
               <w:left w:type="dxa" w:w="70"/>
@@ -1020,7 +1035,7 @@
         </w:tc>
         <w:tc>
           <w:tcPr>
-            <w:tcW w:type="dxa" w:w="4421"/>
+            <w:tcW w:type="dxa" w:w="4533"/>
             <w:tcMar>
               <w:top w:type="dxa" w:w="40"/>
               <w:left w:type="dxa" w:w="70"/>
@@ -1040,7 +1055,7 @@
                 <w:sz w:val="17"/>
                 <w:szCs w:val="17"/>
               </w:rPr>
-              <w:t xml:space="preserve">primary baseline replication (3 model families x 6 languages)</w:t>
+              <w:t xml:space="preserve">primary baseline replication (released checkpoints, 6 CodeSearchNet languages)</w:t>
             </w:r>
           </w:p>
         </w:tc>
@@ -1052,7 +1067,7 @@
         </w:trPr>
         <w:tc>
           <w:tcPr>
-            <w:tcW w:type="dxa" w:w="1249"/>
+            <w:tcW w:type="dxa" w:w="1281"/>
             <w:tcMar>
               <w:top w:type="dxa" w:w="40"/>
               <w:left w:type="dxa" w:w="70"/>
@@ -1078,7 +1093,7 @@
         </w:tc>
         <w:tc>
           <w:tcPr>
-            <w:tcW w:type="dxa" w:w="961"/>
+            <w:tcW w:type="dxa" w:w="985"/>
             <w:tcMar>
               <w:top w:type="dxa" w:w="40"/>
               <w:left w:type="dxa" w:w="70"/>
@@ -1104,7 +1119,7 @@
         </w:tc>
         <w:tc>
           <w:tcPr>
-            <w:tcW w:type="dxa" w:w="1153"/>
+            <w:tcW w:type="dxa" w:w="1183"/>
             <w:tcMar>
               <w:top w:type="dxa" w:w="40"/>
               <w:left w:type="dxa" w:w="70"/>
@@ -1130,7 +1145,7 @@
         </w:tc>
         <w:tc>
           <w:tcPr>
-            <w:tcW w:type="dxa" w:w="1730"/>
+            <w:tcW w:type="dxa" w:w="1774"/>
             <w:tcMar>
               <w:top w:type="dxa" w:w="40"/>
               <w:left w:type="dxa" w:w="70"/>
@@ -1156,7 +1171,7 @@
         </w:tc>
         <w:tc>
           <w:tcPr>
-            <w:tcW w:type="dxa" w:w="2114"/>
+            <w:tcW w:type="dxa" w:w="1872"/>
             <w:tcMar>
               <w:top w:type="dxa" w:w="40"/>
               <w:left w:type="dxa" w:w="70"/>
@@ -1182,7 +1197,7 @@
         </w:tc>
         <w:tc>
           <w:tcPr>
-            <w:tcW w:type="dxa" w:w="4421"/>
+            <w:tcW w:type="dxa" w:w="4533"/>
             <w:tcMar>
               <w:top w:type="dxa" w:w="40"/>
               <w:left w:type="dxa" w:w="70"/>
@@ -1202,7 +1217,7 @@
                 <w:sz w:val="17"/>
                 <w:szCs w:val="17"/>
               </w:rPr>
-              <w:t xml:space="preserve">primary baseline replication (3 model families x 6 languages)</w:t>
+              <w:t xml:space="preserve">primary baseline replication (released checkpoints, 6 CodeSearchNet languages)</w:t>
             </w:r>
           </w:p>
         </w:tc>
@@ -1214,7 +1229,7 @@
         </w:trPr>
         <w:tc>
           <w:tcPr>
-            <w:tcW w:type="dxa" w:w="1249"/>
+            <w:tcW w:type="dxa" w:w="1281"/>
             <w:tcMar>
               <w:top w:type="dxa" w:w="40"/>
               <w:left w:type="dxa" w:w="70"/>
@@ -1234,13 +1249,13 @@
                 <w:sz w:val="17"/>
                 <w:szCs w:val="17"/>
               </w:rPr>
-              <w:t xml:space="preserve">codet5p</w:t>
-            </w:r>
-          </w:p>
-        </w:tc>
-        <w:tc>
-          <w:tcPr>
-            <w:tcW w:type="dxa" w:w="961"/>
+              <w:t xml:space="preserve">codebert</w:t>
+            </w:r>
+          </w:p>
+        </w:tc>
+        <w:tc>
+          <w:tcPr>
+            <w:tcW w:type="dxa" w:w="985"/>
             <w:tcMar>
               <w:top w:type="dxa" w:w="40"/>
               <w:left w:type="dxa" w:w="70"/>
@@ -1260,13 +1275,13 @@
                 <w:sz w:val="17"/>
                 <w:szCs w:val="17"/>
               </w:rPr>
-              <w:t xml:space="preserve">ruby</w:t>
-            </w:r>
-          </w:p>
-        </w:tc>
-        <w:tc>
-          <w:tcPr>
-            <w:tcW w:type="dxa" w:w="1153"/>
+              <w:t xml:space="preserve">r</w:t>
+            </w:r>
+          </w:p>
+        </w:tc>
+        <w:tc>
+          <w:tcPr>
+            <w:tcW w:type="dxa" w:w="1183"/>
             <w:tcMar>
               <w:top w:type="dxa" w:w="40"/>
               <w:left w:type="dxa" w:w="70"/>
@@ -1286,13 +1301,13 @@
                 <w:sz w:val="17"/>
                 <w:szCs w:val="17"/>
               </w:rPr>
-              <w:t xml:space="preserve">0.706</w:t>
-            </w:r>
-          </w:p>
-        </w:tc>
-        <w:tc>
-          <w:tcPr>
-            <w:tcW w:type="dxa" w:w="1730"/>
+              <w:t xml:space="preserve">0.0172</w:t>
+            </w:r>
+          </w:p>
+        </w:tc>
+        <w:tc>
+          <w:tcPr>
+            <w:tcW w:type="dxa" w:w="1774"/>
             <w:tcMar>
               <w:top w:type="dxa" w:w="40"/>
               <w:left w:type="dxa" w:w="70"/>
@@ -1312,13 +1327,13 @@
                 <w:sz w:val="17"/>
                 <w:szCs w:val="17"/>
               </w:rPr>
-              <w:t xml:space="preserve">0.705</w:t>
-            </w:r>
-          </w:p>
-        </w:tc>
-        <w:tc>
-          <w:tcPr>
-            <w:tcW w:type="dxa" w:w="2114"/>
+              <w:t xml:space="preserve">0.011</w:t>
+            </w:r>
+          </w:p>
+        </w:tc>
+        <w:tc>
+          <w:tcPr>
+            <w:tcW w:type="dxa" w:w="1872"/>
             <w:tcMar>
               <w:top w:type="dxa" w:w="40"/>
               <w:left w:type="dxa" w:w="70"/>
@@ -1338,13 +1353,13 @@
                 <w:sz w:val="17"/>
                 <w:szCs w:val="17"/>
               </w:rPr>
-              <w:t xml:space="preserve">0.0010</w:t>
-            </w:r>
-          </w:p>
-        </w:tc>
-        <w:tc>
-          <w:tcPr>
-            <w:tcW w:type="dxa" w:w="4421"/>
+              <w:t xml:space="preserve">0.0062</w:t>
+            </w:r>
+          </w:p>
+        </w:tc>
+        <w:tc>
+          <w:tcPr>
+            <w:tcW w:type="dxa" w:w="4533"/>
             <w:tcMar>
               <w:top w:type="dxa" w:w="40"/>
               <w:left w:type="dxa" w:w="70"/>
@@ -1364,7 +1379,7 @@
                 <w:sz w:val="17"/>
                 <w:szCs w:val="17"/>
               </w:rPr>
-              <w:t xml:space="preserve">primary baseline replication (3 model families x 6 languages)</w:t>
+              <w:t xml:space="preserve">extension language, outside the published primary grid</w:t>
             </w:r>
           </w:p>
         </w:tc>
@@ -1376,7 +1391,7 @@
         </w:trPr>
         <w:tc>
           <w:tcPr>
-            <w:tcW w:type="dxa" w:w="1249"/>
+            <w:tcW w:type="dxa" w:w="1281"/>
             <w:tcMar>
               <w:top w:type="dxa" w:w="40"/>
               <w:left w:type="dxa" w:w="70"/>
@@ -1396,13 +1411,13 @@
                 <w:sz w:val="17"/>
                 <w:szCs w:val="17"/>
               </w:rPr>
-              <w:t xml:space="preserve">codet5p</w:t>
-            </w:r>
-          </w:p>
-        </w:tc>
-        <w:tc>
-          <w:tcPr>
-            <w:tcW w:type="dxa" w:w="961"/>
+              <w:t xml:space="preserve">codebert_ft</w:t>
+            </w:r>
+          </w:p>
+        </w:tc>
+        <w:tc>
+          <w:tcPr>
+            <w:tcW w:type="dxa" w:w="985"/>
             <w:tcMar>
               <w:top w:type="dxa" w:w="40"/>
               <w:left w:type="dxa" w:w="70"/>
@@ -1422,13 +1437,13 @@
                 <w:sz w:val="17"/>
                 <w:szCs w:val="17"/>
               </w:rPr>
-              <w:t xml:space="preserve">javascript</w:t>
-            </w:r>
-          </w:p>
-        </w:tc>
-        <w:tc>
-          <w:tcPr>
-            <w:tcW w:type="dxa" w:w="1153"/>
+              <w:t xml:space="preserve">ruby</w:t>
+            </w:r>
+          </w:p>
+        </w:tc>
+        <w:tc>
+          <w:tcPr>
+            <w:tcW w:type="dxa" w:w="1183"/>
             <w:tcMar>
               <w:top w:type="dxa" w:w="40"/>
               <w:left w:type="dxa" w:w="70"/>
@@ -1448,13 +1463,13 @@
                 <w:sz w:val="17"/>
                 <w:szCs w:val="17"/>
               </w:rPr>
-              <w:t xml:space="preserve">0.6384</w:t>
-            </w:r>
-          </w:p>
-        </w:tc>
-        <w:tc>
-          <w:tcPr>
-            <w:tcW w:type="dxa" w:w="1730"/>
+              <w:t xml:space="preserve">0.5996</w:t>
+            </w:r>
+          </w:p>
+        </w:tc>
+        <w:tc>
+          <w:tcPr>
+            <w:tcW w:type="dxa" w:w="1774"/>
             <w:tcMar>
               <w:top w:type="dxa" w:w="40"/>
               <w:left w:type="dxa" w:w="70"/>
@@ -1474,13 +1489,13 @@
                 <w:sz w:val="17"/>
                 <w:szCs w:val="17"/>
               </w:rPr>
-              <w:t xml:space="preserve">0.638</w:t>
-            </w:r>
-          </w:p>
-        </w:tc>
-        <w:tc>
-          <w:tcPr>
-            <w:tcW w:type="dxa" w:w="2114"/>
+              <w:t xml:space="preserve">0.547</w:t>
+            </w:r>
+          </w:p>
+        </w:tc>
+        <w:tc>
+          <w:tcPr>
+            <w:tcW w:type="dxa" w:w="1872"/>
             <w:tcMar>
               <w:top w:type="dxa" w:w="40"/>
               <w:left w:type="dxa" w:w="70"/>
@@ -1500,13 +1515,13 @@
                 <w:sz w:val="17"/>
                 <w:szCs w:val="17"/>
               </w:rPr>
-              <w:t xml:space="preserve">0.0004</w:t>
-            </w:r>
-          </w:p>
-        </w:tc>
-        <w:tc>
-          <w:tcPr>
-            <w:tcW w:type="dxa" w:w="4421"/>
+              <w:t xml:space="preserve">0.0526</w:t>
+            </w:r>
+          </w:p>
+        </w:tc>
+        <w:tc>
+          <w:tcPr>
+            <w:tcW w:type="dxa" w:w="4533"/>
             <w:tcMar>
               <w:top w:type="dxa" w:w="40"/>
               <w:left w:type="dxa" w:w="70"/>
@@ -1526,7 +1541,7 @@
                 <w:sz w:val="17"/>
                 <w:szCs w:val="17"/>
               </w:rPr>
-              <w:t xml:space="preserve">primary baseline replication (3 model families x 6 languages)</w:t>
+              <w:t xml:space="preserve">independent reimplementation (published checkpoint not released)</w:t>
             </w:r>
           </w:p>
         </w:tc>
@@ -1538,7 +1553,7 @@
         </w:trPr>
         <w:tc>
           <w:tcPr>
-            <w:tcW w:type="dxa" w:w="1249"/>
+            <w:tcW w:type="dxa" w:w="1281"/>
             <w:tcMar>
               <w:top w:type="dxa" w:w="40"/>
               <w:left w:type="dxa" w:w="70"/>
@@ -1558,13 +1573,13 @@
                 <w:sz w:val="17"/>
                 <w:szCs w:val="17"/>
               </w:rPr>
-              <w:t xml:space="preserve">codet5p</w:t>
-            </w:r>
-          </w:p>
-        </w:tc>
-        <w:tc>
-          <w:tcPr>
-            <w:tcW w:type="dxa" w:w="961"/>
+              <w:t xml:space="preserve">codebert_ft</w:t>
+            </w:r>
+          </w:p>
+        </w:tc>
+        <w:tc>
+          <w:tcPr>
+            <w:tcW w:type="dxa" w:w="985"/>
             <w:tcMar>
               <w:top w:type="dxa" w:w="40"/>
               <w:left w:type="dxa" w:w="70"/>
@@ -1584,13 +1599,13 @@
                 <w:sz w:val="17"/>
                 <w:szCs w:val="17"/>
               </w:rPr>
-              <w:t xml:space="preserve">go</w:t>
-            </w:r>
-          </w:p>
-        </w:tc>
-        <w:tc>
-          <w:tcPr>
-            <w:tcW w:type="dxa" w:w="1153"/>
+              <w:t xml:space="preserve">javascript</w:t>
+            </w:r>
+          </w:p>
+        </w:tc>
+        <w:tc>
+          <w:tcPr>
+            <w:tcW w:type="dxa" w:w="1183"/>
             <w:tcMar>
               <w:top w:type="dxa" w:w="40"/>
               <w:left w:type="dxa" w:w="70"/>
@@ -1610,13 +1625,13 @@
                 <w:sz w:val="17"/>
                 <w:szCs w:val="17"/>
               </w:rPr>
-              <w:t xml:space="preserve">0.7579</w:t>
-            </w:r>
-          </w:p>
-        </w:tc>
-        <w:tc>
-          <w:tcPr>
-            <w:tcW w:type="dxa" w:w="1730"/>
+              <w:t xml:space="preserve">0.5188</w:t>
+            </w:r>
+          </w:p>
+        </w:tc>
+        <w:tc>
+          <w:tcPr>
+            <w:tcW w:type="dxa" w:w="1774"/>
             <w:tcMar>
               <w:top w:type="dxa" w:w="40"/>
               <w:left w:type="dxa" w:w="70"/>
@@ -1636,13 +1651,13 @@
                 <w:sz w:val="17"/>
                 <w:szCs w:val="17"/>
               </w:rPr>
-              <w:t xml:space="preserve">0.757</w:t>
-            </w:r>
-          </w:p>
-        </w:tc>
-        <w:tc>
-          <w:tcPr>
-            <w:tcW w:type="dxa" w:w="2114"/>
+              <w:t xml:space="preserve">0.427</w:t>
+            </w:r>
+          </w:p>
+        </w:tc>
+        <w:tc>
+          <w:tcPr>
+            <w:tcW w:type="dxa" w:w="1872"/>
             <w:tcMar>
               <w:top w:type="dxa" w:w="40"/>
               <w:left w:type="dxa" w:w="70"/>
@@ -1662,13 +1677,13 @@
                 <w:sz w:val="17"/>
                 <w:szCs w:val="17"/>
               </w:rPr>
-              <w:t xml:space="preserve">0.0009</w:t>
-            </w:r>
-          </w:p>
-        </w:tc>
-        <w:tc>
-          <w:tcPr>
-            <w:tcW w:type="dxa" w:w="4421"/>
+              <w:t xml:space="preserve">0.0918</w:t>
+            </w:r>
+          </w:p>
+        </w:tc>
+        <w:tc>
+          <w:tcPr>
+            <w:tcW w:type="dxa" w:w="4533"/>
             <w:tcMar>
               <w:top w:type="dxa" w:w="40"/>
               <w:left w:type="dxa" w:w="70"/>
@@ -1688,7 +1703,7 @@
                 <w:sz w:val="17"/>
                 <w:szCs w:val="17"/>
               </w:rPr>
-              <w:t xml:space="preserve">primary baseline replication (3 model families x 6 languages)</w:t>
+              <w:t xml:space="preserve">independent reimplementation (published checkpoint not released)</w:t>
             </w:r>
           </w:p>
         </w:tc>
@@ -1700,7 +1715,7 @@
         </w:trPr>
         <w:tc>
           <w:tcPr>
-            <w:tcW w:type="dxa" w:w="1249"/>
+            <w:tcW w:type="dxa" w:w="1281"/>
             <w:tcMar>
               <w:top w:type="dxa" w:w="40"/>
               <w:left w:type="dxa" w:w="70"/>
@@ -1720,13 +1735,13 @@
                 <w:sz w:val="17"/>
                 <w:szCs w:val="17"/>
               </w:rPr>
-              <w:t xml:space="preserve">codet5p</w:t>
-            </w:r>
-          </w:p>
-        </w:tc>
-        <w:tc>
-          <w:tcPr>
-            <w:tcW w:type="dxa" w:w="961"/>
+              <w:t xml:space="preserve">codebert_ft</w:t>
+            </w:r>
+          </w:p>
+        </w:tc>
+        <w:tc>
+          <w:tcPr>
+            <w:tcW w:type="dxa" w:w="985"/>
             <w:tcMar>
               <w:top w:type="dxa" w:w="40"/>
               <w:left w:type="dxa" w:w="70"/>
@@ -1746,13 +1761,13 @@
                 <w:sz w:val="17"/>
                 <w:szCs w:val="17"/>
               </w:rPr>
-              <w:t xml:space="preserve">java</w:t>
-            </w:r>
-          </w:p>
-        </w:tc>
-        <w:tc>
-          <w:tcPr>
-            <w:tcW w:type="dxa" w:w="1153"/>
+              <w:t xml:space="preserve">go</w:t>
+            </w:r>
+          </w:p>
+        </w:tc>
+        <w:tc>
+          <w:tcPr>
+            <w:tcW w:type="dxa" w:w="1183"/>
             <w:tcMar>
               <w:top w:type="dxa" w:w="40"/>
               <w:left w:type="dxa" w:w="70"/>
@@ -1772,13 +1787,13 @@
                 <w:sz w:val="17"/>
                 <w:szCs w:val="17"/>
               </w:rPr>
-              <w:t xml:space="preserve">0.5951</w:t>
-            </w:r>
-          </w:p>
-        </w:tc>
-        <w:tc>
-          <w:tcPr>
-            <w:tcW w:type="dxa" w:w="1730"/>
+              <w:t xml:space="preserve">0.6315</w:t>
+            </w:r>
+          </w:p>
+        </w:tc>
+        <w:tc>
+          <w:tcPr>
+            <w:tcW w:type="dxa" w:w="1774"/>
             <w:tcMar>
               <w:top w:type="dxa" w:w="40"/>
               <w:left w:type="dxa" w:w="70"/>
@@ -1798,13 +1813,13 @@
                 <w:sz w:val="17"/>
                 <w:szCs w:val="17"/>
               </w:rPr>
-              <w:t xml:space="preserve">0.595</w:t>
-            </w:r>
-          </w:p>
-        </w:tc>
-        <w:tc>
-          <w:tcPr>
-            <w:tcW w:type="dxa" w:w="2114"/>
+              <w:t xml:space="preserve">0.619</w:t>
+            </w:r>
+          </w:p>
+        </w:tc>
+        <w:tc>
+          <w:tcPr>
+            <w:tcW w:type="dxa" w:w="1872"/>
             <w:tcMar>
               <w:top w:type="dxa" w:w="40"/>
               <w:left w:type="dxa" w:w="70"/>
@@ -1824,13 +1839,13 @@
                 <w:sz w:val="17"/>
                 <w:szCs w:val="17"/>
               </w:rPr>
-              <w:t xml:space="preserve">9.999999999998899e-05</w:t>
-            </w:r>
-          </w:p>
-        </w:tc>
-        <w:tc>
-          <w:tcPr>
-            <w:tcW w:type="dxa" w:w="4421"/>
+              <w:t xml:space="preserve">0.0125</w:t>
+            </w:r>
+          </w:p>
+        </w:tc>
+        <w:tc>
+          <w:tcPr>
+            <w:tcW w:type="dxa" w:w="4533"/>
             <w:tcMar>
               <w:top w:type="dxa" w:w="40"/>
               <w:left w:type="dxa" w:w="70"/>
@@ -1850,7 +1865,7 @@
                 <w:sz w:val="17"/>
                 <w:szCs w:val="17"/>
               </w:rPr>
-              <w:t xml:space="preserve">primary baseline replication (3 model families x 6 languages)</w:t>
+              <w:t xml:space="preserve">independent reimplementation (published checkpoint not released)</w:t>
             </w:r>
           </w:p>
         </w:tc>
@@ -1862,7 +1877,7 @@
         </w:trPr>
         <w:tc>
           <w:tcPr>
-            <w:tcW w:type="dxa" w:w="1249"/>
+            <w:tcW w:type="dxa" w:w="1281"/>
             <w:tcMar>
               <w:top w:type="dxa" w:w="40"/>
               <w:left w:type="dxa" w:w="70"/>
@@ -1882,13 +1897,13 @@
                 <w:sz w:val="17"/>
                 <w:szCs w:val="17"/>
               </w:rPr>
-              <w:t xml:space="preserve">codet5p</w:t>
-            </w:r>
-          </w:p>
-        </w:tc>
-        <w:tc>
-          <w:tcPr>
-            <w:tcW w:type="dxa" w:w="961"/>
+              <w:t xml:space="preserve">codebert_ft</w:t>
+            </w:r>
+          </w:p>
+        </w:tc>
+        <w:tc>
+          <w:tcPr>
+            <w:tcW w:type="dxa" w:w="985"/>
             <w:tcMar>
               <w:top w:type="dxa" w:w="40"/>
               <w:left w:type="dxa" w:w="70"/>
@@ -1908,13 +1923,13 @@
                 <w:sz w:val="17"/>
                 <w:szCs w:val="17"/>
               </w:rPr>
-              <w:t xml:space="preserve">python</w:t>
-            </w:r>
-          </w:p>
-        </w:tc>
-        <w:tc>
-          <w:tcPr>
-            <w:tcW w:type="dxa" w:w="1153"/>
+              <w:t xml:space="preserve">java</w:t>
+            </w:r>
+          </w:p>
+        </w:tc>
+        <w:tc>
+          <w:tcPr>
+            <w:tcW w:type="dxa" w:w="1183"/>
             <w:tcMar>
               <w:top w:type="dxa" w:w="40"/>
               <w:left w:type="dxa" w:w="70"/>
@@ -1934,13 +1949,13 @@
                 <w:sz w:val="17"/>
                 <w:szCs w:val="17"/>
               </w:rPr>
-              <w:t xml:space="preserve">0.7219</w:t>
-            </w:r>
-          </w:p>
-        </w:tc>
-        <w:tc>
-          <w:tcPr>
-            <w:tcW w:type="dxa" w:w="1730"/>
+              <w:t xml:space="preserve">0.4643</w:t>
+            </w:r>
+          </w:p>
+        </w:tc>
+        <w:tc>
+          <w:tcPr>
+            <w:tcW w:type="dxa" w:w="1774"/>
             <w:tcMar>
               <w:top w:type="dxa" w:w="40"/>
               <w:left w:type="dxa" w:w="70"/>
@@ -1960,13 +1975,13 @@
                 <w:sz w:val="17"/>
                 <w:szCs w:val="17"/>
               </w:rPr>
-              <w:t xml:space="preserve">0.721</w:t>
-            </w:r>
-          </w:p>
-        </w:tc>
-        <w:tc>
-          <w:tcPr>
-            <w:tcW w:type="dxa" w:w="2114"/>
+              <w:t xml:space="preserve">0.395</w:t>
+            </w:r>
+          </w:p>
+        </w:tc>
+        <w:tc>
+          <w:tcPr>
+            <w:tcW w:type="dxa" w:w="1872"/>
             <w:tcMar>
               <w:top w:type="dxa" w:w="40"/>
               <w:left w:type="dxa" w:w="70"/>
@@ -1986,13 +2001,13 @@
                 <w:sz w:val="17"/>
                 <w:szCs w:val="17"/>
               </w:rPr>
-              <w:t xml:space="preserve">0.0009</w:t>
-            </w:r>
-          </w:p>
-        </w:tc>
-        <w:tc>
-          <w:tcPr>
-            <w:tcW w:type="dxa" w:w="4421"/>
+              <w:t xml:space="preserve">0.0693</w:t>
+            </w:r>
+          </w:p>
+        </w:tc>
+        <w:tc>
+          <w:tcPr>
+            <w:tcW w:type="dxa" w:w="4533"/>
             <w:tcMar>
               <w:top w:type="dxa" w:w="40"/>
               <w:left w:type="dxa" w:w="70"/>
@@ -2012,7 +2027,7 @@
                 <w:sz w:val="17"/>
                 <w:szCs w:val="17"/>
               </w:rPr>
-              <w:t xml:space="preserve">primary baseline replication (3 model families x 6 languages)</w:t>
+              <w:t xml:space="preserve">independent reimplementation (published checkpoint not released)</w:t>
             </w:r>
           </w:p>
         </w:tc>
@@ -2024,7 +2039,7 @@
         </w:trPr>
         <w:tc>
           <w:tcPr>
-            <w:tcW w:type="dxa" w:w="1249"/>
+            <w:tcW w:type="dxa" w:w="1281"/>
             <w:tcMar>
               <w:top w:type="dxa" w:w="40"/>
               <w:left w:type="dxa" w:w="70"/>
@@ -2044,13 +2059,13 @@
                 <w:sz w:val="17"/>
                 <w:szCs w:val="17"/>
               </w:rPr>
-              <w:t xml:space="preserve">codet5p</w:t>
-            </w:r>
-          </w:p>
-        </w:tc>
-        <w:tc>
-          <w:tcPr>
-            <w:tcW w:type="dxa" w:w="961"/>
+              <w:t xml:space="preserve">codebert_ft</w:t>
+            </w:r>
+          </w:p>
+        </w:tc>
+        <w:tc>
+          <w:tcPr>
+            <w:tcW w:type="dxa" w:w="985"/>
             <w:tcMar>
               <w:top w:type="dxa" w:w="40"/>
               <w:left w:type="dxa" w:w="70"/>
@@ -2070,13 +2085,13 @@
                 <w:sz w:val="17"/>
                 <w:szCs w:val="17"/>
               </w:rPr>
-              <w:t xml:space="preserve">php</w:t>
-            </w:r>
-          </w:p>
-        </w:tc>
-        <w:tc>
-          <w:tcPr>
-            <w:tcW w:type="dxa" w:w="1153"/>
+              <w:t xml:space="preserve">python</w:t>
+            </w:r>
+          </w:p>
+        </w:tc>
+        <w:tc>
+          <w:tcPr>
+            <w:tcW w:type="dxa" w:w="1183"/>
             <w:tcMar>
               <w:top w:type="dxa" w:w="40"/>
               <w:left w:type="dxa" w:w="70"/>
@@ -2096,13 +2111,13 @@
                 <w:sz w:val="17"/>
                 <w:szCs w:val="17"/>
               </w:rPr>
-              <w:t xml:space="preserve">0.5371</w:t>
-            </w:r>
-          </w:p>
-        </w:tc>
-        <w:tc>
-          <w:tcPr>
-            <w:tcW w:type="dxa" w:w="1730"/>
+              <w:t xml:space="preserve">0.5975</w:t>
+            </w:r>
+          </w:p>
+        </w:tc>
+        <w:tc>
+          <w:tcPr>
+            <w:tcW w:type="dxa" w:w="1774"/>
             <w:tcMar>
               <w:top w:type="dxa" w:w="40"/>
               <w:left w:type="dxa" w:w="70"/>
@@ -2122,13 +2137,13 @@
                 <w:sz w:val="17"/>
                 <w:szCs w:val="17"/>
               </w:rPr>
-              <w:t xml:space="preserve">0.537</w:t>
-            </w:r>
-          </w:p>
-        </w:tc>
-        <w:tc>
-          <w:tcPr>
-            <w:tcW w:type="dxa" w:w="2114"/>
+              <w:t xml:space="preserve">0.5</w:t>
+            </w:r>
+          </w:p>
+        </w:tc>
+        <w:tc>
+          <w:tcPr>
+            <w:tcW w:type="dxa" w:w="1872"/>
             <w:tcMar>
               <w:top w:type="dxa" w:w="40"/>
               <w:left w:type="dxa" w:w="70"/>
@@ -2148,13 +2163,13 @@
                 <w:sz w:val="17"/>
                 <w:szCs w:val="17"/>
               </w:rPr>
-              <w:t xml:space="preserve">9.999999999998899e-05</w:t>
-            </w:r>
-          </w:p>
-        </w:tc>
-        <w:tc>
-          <w:tcPr>
-            <w:tcW w:type="dxa" w:w="4421"/>
+              <w:t xml:space="preserve">0.0975</w:t>
+            </w:r>
+          </w:p>
+        </w:tc>
+        <w:tc>
+          <w:tcPr>
+            <w:tcW w:type="dxa" w:w="4533"/>
             <w:tcMar>
               <w:top w:type="dxa" w:w="40"/>
               <w:left w:type="dxa" w:w="70"/>
@@ -2174,7 +2189,7 @@
                 <w:sz w:val="17"/>
                 <w:szCs w:val="17"/>
               </w:rPr>
-              <w:t xml:space="preserve">primary baseline replication (3 model families x 6 languages)</w:t>
+              <w:t xml:space="preserve">independent reimplementation (published checkpoint not released)</w:t>
             </w:r>
           </w:p>
         </w:tc>
@@ -2186,7 +2201,7 @@
         </w:trPr>
         <w:tc>
           <w:tcPr>
-            <w:tcW w:type="dxa" w:w="1249"/>
+            <w:tcW w:type="dxa" w:w="1281"/>
             <w:tcMar>
               <w:top w:type="dxa" w:w="40"/>
               <w:left w:type="dxa" w:w="70"/>
@@ -2206,13 +2221,13 @@
                 <w:sz w:val="17"/>
                 <w:szCs w:val="17"/>
               </w:rPr>
-              <w:t xml:space="preserve">codellama</w:t>
-            </w:r>
-          </w:p>
-        </w:tc>
-        <w:tc>
-          <w:tcPr>
-            <w:tcW w:type="dxa" w:w="961"/>
+              <w:t xml:space="preserve">codebert_ft</w:t>
+            </w:r>
+          </w:p>
+        </w:tc>
+        <w:tc>
+          <w:tcPr>
+            <w:tcW w:type="dxa" w:w="985"/>
             <w:tcMar>
               <w:top w:type="dxa" w:w="40"/>
               <w:left w:type="dxa" w:w="70"/>
@@ -2232,13 +2247,13 @@
                 <w:sz w:val="17"/>
                 <w:szCs w:val="17"/>
               </w:rPr>
-              <w:t xml:space="preserve">ruby</w:t>
-            </w:r>
-          </w:p>
-        </w:tc>
-        <w:tc>
-          <w:tcPr>
-            <w:tcW w:type="dxa" w:w="1153"/>
+              <w:t xml:space="preserve">php</w:t>
+            </w:r>
+          </w:p>
+        </w:tc>
+        <w:tc>
+          <w:tcPr>
+            <w:tcW w:type="dxa" w:w="1183"/>
             <w:tcMar>
               <w:top w:type="dxa" w:w="40"/>
               <w:left w:type="dxa" w:w="70"/>
@@ -2258,13 +2273,13 @@
                 <w:sz w:val="17"/>
                 <w:szCs w:val="17"/>
               </w:rPr>
-              <w:t xml:space="preserve">0.0479</w:t>
-            </w:r>
-          </w:p>
-        </w:tc>
-        <w:tc>
-          <w:tcPr>
-            <w:tcW w:type="dxa" w:w="1730"/>
+              <w:t xml:space="preserve">0.4254</w:t>
+            </w:r>
+          </w:p>
+        </w:tc>
+        <w:tc>
+          <w:tcPr>
+            <w:tcW w:type="dxa" w:w="1774"/>
             <w:tcMar>
               <w:top w:type="dxa" w:w="40"/>
               <w:left w:type="dxa" w:w="70"/>
@@ -2284,13 +2299,13 @@
                 <w:sz w:val="17"/>
                 <w:szCs w:val="17"/>
               </w:rPr>
-              <w:t xml:space="preserve">0.047</w:t>
-            </w:r>
-          </w:p>
-        </w:tc>
-        <w:tc>
-          <w:tcPr>
-            <w:tcW w:type="dxa" w:w="2114"/>
+              <w:t xml:space="preserve">0.248</w:t>
+            </w:r>
+          </w:p>
+        </w:tc>
+        <w:tc>
+          <w:tcPr>
+            <w:tcW w:type="dxa" w:w="1872"/>
             <w:tcMar>
               <w:top w:type="dxa" w:w="40"/>
               <w:left w:type="dxa" w:w="70"/>
@@ -2310,13 +2325,13 @@
                 <w:sz w:val="17"/>
                 <w:szCs w:val="17"/>
               </w:rPr>
-              <w:t xml:space="preserve">0.0009</w:t>
-            </w:r>
-          </w:p>
-        </w:tc>
-        <w:tc>
-          <w:tcPr>
-            <w:tcW w:type="dxa" w:w="4421"/>
+              <w:t xml:space="preserve">0.1774</w:t>
+            </w:r>
+          </w:p>
+        </w:tc>
+        <w:tc>
+          <w:tcPr>
+            <w:tcW w:type="dxa" w:w="4533"/>
             <w:tcMar>
               <w:top w:type="dxa" w:w="40"/>
               <w:left w:type="dxa" w:w="70"/>
@@ -2336,7 +2351,7 @@
                 <w:sz w:val="17"/>
                 <w:szCs w:val="17"/>
               </w:rPr>
-              <w:t xml:space="preserve">primary baseline replication (3 model families x 6 languages)</w:t>
+              <w:t xml:space="preserve">independent reimplementation (published checkpoint not released)</w:t>
             </w:r>
           </w:p>
         </w:tc>
@@ -2348,7 +2363,7 @@
         </w:trPr>
         <w:tc>
           <w:tcPr>
-            <w:tcW w:type="dxa" w:w="1249"/>
+            <w:tcW w:type="dxa" w:w="1281"/>
             <w:tcMar>
               <w:top w:type="dxa" w:w="40"/>
               <w:left w:type="dxa" w:w="70"/>
@@ -2368,13 +2383,13 @@
                 <w:sz w:val="17"/>
                 <w:szCs w:val="17"/>
               </w:rPr>
-              <w:t xml:space="preserve">codellama</w:t>
-            </w:r>
-          </w:p>
-        </w:tc>
-        <w:tc>
-          <w:tcPr>
-            <w:tcW w:type="dxa" w:w="961"/>
+              <w:t xml:space="preserve">codet5p</w:t>
+            </w:r>
+          </w:p>
+        </w:tc>
+        <w:tc>
+          <w:tcPr>
+            <w:tcW w:type="dxa" w:w="985"/>
             <w:tcMar>
               <w:top w:type="dxa" w:w="40"/>
               <w:left w:type="dxa" w:w="70"/>
@@ -2394,13 +2409,13 @@
                 <w:sz w:val="17"/>
                 <w:szCs w:val="17"/>
               </w:rPr>
-              <w:t xml:space="preserve">javascript</w:t>
-            </w:r>
-          </w:p>
-        </w:tc>
-        <w:tc>
-          <w:tcPr>
-            <w:tcW w:type="dxa" w:w="1153"/>
+              <w:t xml:space="preserve">ruby</w:t>
+            </w:r>
+          </w:p>
+        </w:tc>
+        <w:tc>
+          <w:tcPr>
+            <w:tcW w:type="dxa" w:w="1183"/>
             <w:tcMar>
               <w:top w:type="dxa" w:w="40"/>
               <w:left w:type="dxa" w:w="70"/>
@@ -2420,13 +2435,13 @@
                 <w:sz w:val="17"/>
                 <w:szCs w:val="17"/>
               </w:rPr>
-              <w:t xml:space="preserve">0.0262</w:t>
-            </w:r>
-          </w:p>
-        </w:tc>
-        <w:tc>
-          <w:tcPr>
-            <w:tcW w:type="dxa" w:w="1730"/>
+              <w:t xml:space="preserve">0.706</w:t>
+            </w:r>
+          </w:p>
+        </w:tc>
+        <w:tc>
+          <w:tcPr>
+            <w:tcW w:type="dxa" w:w="1774"/>
             <w:tcMar>
               <w:top w:type="dxa" w:w="40"/>
               <w:left w:type="dxa" w:w="70"/>
@@ -2446,13 +2461,13 @@
                 <w:sz w:val="17"/>
                 <w:szCs w:val="17"/>
               </w:rPr>
-              <w:t xml:space="preserve">0.026</w:t>
-            </w:r>
-          </w:p>
-        </w:tc>
-        <w:tc>
-          <w:tcPr>
-            <w:tcW w:type="dxa" w:w="2114"/>
+              <w:t xml:space="preserve">0.705</w:t>
+            </w:r>
+          </w:p>
+        </w:tc>
+        <w:tc>
+          <w:tcPr>
+            <w:tcW w:type="dxa" w:w="1872"/>
             <w:tcMar>
               <w:top w:type="dxa" w:w="40"/>
               <w:left w:type="dxa" w:w="70"/>
@@ -2472,13 +2487,13 @@
                 <w:sz w:val="17"/>
                 <w:szCs w:val="17"/>
               </w:rPr>
-              <w:t xml:space="preserve">0.0002</w:t>
-            </w:r>
-          </w:p>
-        </w:tc>
-        <w:tc>
-          <w:tcPr>
-            <w:tcW w:type="dxa" w:w="4421"/>
+              <w:t xml:space="preserve">0.001</w:t>
+            </w:r>
+          </w:p>
+        </w:tc>
+        <w:tc>
+          <w:tcPr>
+            <w:tcW w:type="dxa" w:w="4533"/>
             <w:tcMar>
               <w:top w:type="dxa" w:w="40"/>
               <w:left w:type="dxa" w:w="70"/>
@@ -2498,7 +2513,7 @@
                 <w:sz w:val="17"/>
                 <w:szCs w:val="17"/>
               </w:rPr>
-              <w:t xml:space="preserve">primary baseline replication (3 model families x 6 languages)</w:t>
+              <w:t xml:space="preserve">primary baseline replication (released checkpoints, 6 CodeSearchNet languages)</w:t>
             </w:r>
           </w:p>
         </w:tc>
@@ -2510,7 +2525,7 @@
         </w:trPr>
         <w:tc>
           <w:tcPr>
-            <w:tcW w:type="dxa" w:w="1249"/>
+            <w:tcW w:type="dxa" w:w="1281"/>
             <w:tcMar>
               <w:top w:type="dxa" w:w="40"/>
               <w:left w:type="dxa" w:w="70"/>
@@ -2530,13 +2545,13 @@
                 <w:sz w:val="17"/>
                 <w:szCs w:val="17"/>
               </w:rPr>
-              <w:t xml:space="preserve">codellama</w:t>
-            </w:r>
-          </w:p>
-        </w:tc>
-        <w:tc>
-          <w:tcPr>
-            <w:tcW w:type="dxa" w:w="961"/>
+              <w:t xml:space="preserve">codet5p</w:t>
+            </w:r>
+          </w:p>
+        </w:tc>
+        <w:tc>
+          <w:tcPr>
+            <w:tcW w:type="dxa" w:w="985"/>
             <w:tcMar>
               <w:top w:type="dxa" w:w="40"/>
               <w:left w:type="dxa" w:w="70"/>
@@ -2556,13 +2571,13 @@
                 <w:sz w:val="17"/>
                 <w:szCs w:val="17"/>
               </w:rPr>
-              <w:t xml:space="preserve">go</w:t>
-            </w:r>
-          </w:p>
-        </w:tc>
-        <w:tc>
-          <w:tcPr>
-            <w:tcW w:type="dxa" w:w="1153"/>
+              <w:t xml:space="preserve">javascript</w:t>
+            </w:r>
+          </w:p>
+        </w:tc>
+        <w:tc>
+          <w:tcPr>
+            <w:tcW w:type="dxa" w:w="1183"/>
             <w:tcMar>
               <w:top w:type="dxa" w:w="40"/>
               <w:left w:type="dxa" w:w="70"/>
@@ -2582,13 +2597,13 @@
                 <w:sz w:val="17"/>
                 <w:szCs w:val="17"/>
               </w:rPr>
-              <w:t xml:space="preserve">0.0314</w:t>
-            </w:r>
-          </w:p>
-        </w:tc>
-        <w:tc>
-          <w:tcPr>
-            <w:tcW w:type="dxa" w:w="1730"/>
+              <w:t xml:space="preserve">0.6384</w:t>
+            </w:r>
+          </w:p>
+        </w:tc>
+        <w:tc>
+          <w:tcPr>
+            <w:tcW w:type="dxa" w:w="1774"/>
             <w:tcMar>
               <w:top w:type="dxa" w:w="40"/>
               <w:left w:type="dxa" w:w="70"/>
@@ -2608,13 +2623,13 @@
                 <w:sz w:val="17"/>
                 <w:szCs w:val="17"/>
               </w:rPr>
-              <w:t xml:space="preserve">0.031</w:t>
-            </w:r>
-          </w:p>
-        </w:tc>
-        <w:tc>
-          <w:tcPr>
-            <w:tcW w:type="dxa" w:w="2114"/>
+              <w:t xml:space="preserve">0.638</w:t>
+            </w:r>
+          </w:p>
+        </w:tc>
+        <w:tc>
+          <w:tcPr>
+            <w:tcW w:type="dxa" w:w="1872"/>
             <w:tcMar>
               <w:top w:type="dxa" w:w="40"/>
               <w:left w:type="dxa" w:w="70"/>
@@ -2640,7 +2655,7 @@
         </w:tc>
         <w:tc>
           <w:tcPr>
-            <w:tcW w:type="dxa" w:w="4421"/>
+            <w:tcW w:type="dxa" w:w="4533"/>
             <w:tcMar>
               <w:top w:type="dxa" w:w="40"/>
               <w:left w:type="dxa" w:w="70"/>
@@ -2660,7 +2675,7 @@
                 <w:sz w:val="17"/>
                 <w:szCs w:val="17"/>
               </w:rPr>
-              <w:t xml:space="preserve">primary baseline replication (3 model families x 6 languages)</w:t>
+              <w:t xml:space="preserve">primary baseline replication (released checkpoints, 6 CodeSearchNet languages)</w:t>
             </w:r>
           </w:p>
         </w:tc>
@@ -2672,7 +2687,7 @@
         </w:trPr>
         <w:tc>
           <w:tcPr>
-            <w:tcW w:type="dxa" w:w="1249"/>
+            <w:tcW w:type="dxa" w:w="1281"/>
             <w:tcMar>
               <w:top w:type="dxa" w:w="40"/>
               <w:left w:type="dxa" w:w="70"/>
@@ -2692,13 +2707,13 @@
                 <w:sz w:val="17"/>
                 <w:szCs w:val="17"/>
               </w:rPr>
-              <w:t xml:space="preserve">codellama</w:t>
-            </w:r>
-          </w:p>
-        </w:tc>
-        <w:tc>
-          <w:tcPr>
-            <w:tcW w:type="dxa" w:w="961"/>
+              <w:t xml:space="preserve">codet5p</w:t>
+            </w:r>
+          </w:p>
+        </w:tc>
+        <w:tc>
+          <w:tcPr>
+            <w:tcW w:type="dxa" w:w="985"/>
             <w:tcMar>
               <w:top w:type="dxa" w:w="40"/>
               <w:left w:type="dxa" w:w="70"/>
@@ -2718,13 +2733,13 @@
                 <w:sz w:val="17"/>
                 <w:szCs w:val="17"/>
               </w:rPr>
-              <w:t xml:space="preserve">java</w:t>
-            </w:r>
-          </w:p>
-        </w:tc>
-        <w:tc>
-          <w:tcPr>
-            <w:tcW w:type="dxa" w:w="1153"/>
+              <w:t xml:space="preserve">go</w:t>
+            </w:r>
+          </w:p>
+        </w:tc>
+        <w:tc>
+          <w:tcPr>
+            <w:tcW w:type="dxa" w:w="1183"/>
             <w:tcMar>
               <w:top w:type="dxa" w:w="40"/>
               <w:left w:type="dxa" w:w="70"/>
@@ -2744,13 +2759,13 @@
                 <w:sz w:val="17"/>
                 <w:szCs w:val="17"/>
               </w:rPr>
-              <w:t xml:space="preserve">0.0159</w:t>
-            </w:r>
-          </w:p>
-        </w:tc>
-        <w:tc>
-          <w:tcPr>
-            <w:tcW w:type="dxa" w:w="1730"/>
+              <w:t xml:space="preserve">0.7579</w:t>
+            </w:r>
+          </w:p>
+        </w:tc>
+        <w:tc>
+          <w:tcPr>
+            <w:tcW w:type="dxa" w:w="1774"/>
             <w:tcMar>
               <w:top w:type="dxa" w:w="40"/>
               <w:left w:type="dxa" w:w="70"/>
@@ -2770,13 +2785,13 @@
                 <w:sz w:val="17"/>
                 <w:szCs w:val="17"/>
               </w:rPr>
-              <w:t xml:space="preserve">0.015</w:t>
-            </w:r>
-          </w:p>
-        </w:tc>
-        <w:tc>
-          <w:tcPr>
-            <w:tcW w:type="dxa" w:w="2114"/>
+              <w:t xml:space="preserve">0.757</w:t>
+            </w:r>
+          </w:p>
+        </w:tc>
+        <w:tc>
+          <w:tcPr>
+            <w:tcW w:type="dxa" w:w="1872"/>
             <w:tcMar>
               <w:top w:type="dxa" w:w="40"/>
               <w:left w:type="dxa" w:w="70"/>
@@ -2802,7 +2817,7 @@
         </w:tc>
         <w:tc>
           <w:tcPr>
-            <w:tcW w:type="dxa" w:w="4421"/>
+            <w:tcW w:type="dxa" w:w="4533"/>
             <w:tcMar>
               <w:top w:type="dxa" w:w="40"/>
               <w:left w:type="dxa" w:w="70"/>
@@ -2822,7 +2837,7 @@
                 <w:sz w:val="17"/>
                 <w:szCs w:val="17"/>
               </w:rPr>
-              <w:t xml:space="preserve">primary baseline replication (3 model families x 6 languages)</w:t>
+              <w:t xml:space="preserve">primary baseline replication (released checkpoints, 6 CodeSearchNet languages)</w:t>
             </w:r>
           </w:p>
         </w:tc>
@@ -2834,7 +2849,7 @@
         </w:trPr>
         <w:tc>
           <w:tcPr>
-            <w:tcW w:type="dxa" w:w="1249"/>
+            <w:tcW w:type="dxa" w:w="1281"/>
             <w:tcMar>
               <w:top w:type="dxa" w:w="40"/>
               <w:left w:type="dxa" w:w="70"/>
@@ -2854,13 +2869,13 @@
                 <w:sz w:val="17"/>
                 <w:szCs w:val="17"/>
               </w:rPr>
-              <w:t xml:space="preserve">codellama</w:t>
-            </w:r>
-          </w:p>
-        </w:tc>
-        <w:tc>
-          <w:tcPr>
-            <w:tcW w:type="dxa" w:w="961"/>
+              <w:t xml:space="preserve">codet5p</w:t>
+            </w:r>
+          </w:p>
+        </w:tc>
+        <w:tc>
+          <w:tcPr>
+            <w:tcW w:type="dxa" w:w="985"/>
             <w:tcMar>
               <w:top w:type="dxa" w:w="40"/>
               <w:left w:type="dxa" w:w="70"/>
@@ -2880,13 +2895,13 @@
                 <w:sz w:val="17"/>
                 <w:szCs w:val="17"/>
               </w:rPr>
-              <w:t xml:space="preserve">python</w:t>
-            </w:r>
-          </w:p>
-        </w:tc>
-        <w:tc>
-          <w:tcPr>
-            <w:tcW w:type="dxa" w:w="1153"/>
+              <w:t xml:space="preserve">java</w:t>
+            </w:r>
+          </w:p>
+        </w:tc>
+        <w:tc>
+          <w:tcPr>
+            <w:tcW w:type="dxa" w:w="1183"/>
             <w:tcMar>
               <w:top w:type="dxa" w:w="40"/>
               <w:left w:type="dxa" w:w="70"/>
@@ -2906,13 +2921,13 @@
                 <w:sz w:val="17"/>
                 <w:szCs w:val="17"/>
               </w:rPr>
-              <w:t xml:space="preserve">0.0172</w:t>
-            </w:r>
-          </w:p>
-        </w:tc>
-        <w:tc>
-          <w:tcPr>
-            <w:tcW w:type="dxa" w:w="1730"/>
+              <w:t xml:space="preserve">0.5951</w:t>
+            </w:r>
+          </w:p>
+        </w:tc>
+        <w:tc>
+          <w:tcPr>
+            <w:tcW w:type="dxa" w:w="1774"/>
             <w:tcMar>
               <w:top w:type="dxa" w:w="40"/>
               <w:left w:type="dxa" w:w="70"/>
@@ -2932,13 +2947,13 @@
                 <w:sz w:val="17"/>
                 <w:szCs w:val="17"/>
               </w:rPr>
-              <w:t xml:space="preserve">0.017</w:t>
-            </w:r>
-          </w:p>
-        </w:tc>
-        <w:tc>
-          <w:tcPr>
-            <w:tcW w:type="dxa" w:w="2114"/>
+              <w:t xml:space="preserve">0.595</w:t>
+            </w:r>
+          </w:p>
+        </w:tc>
+        <w:tc>
+          <w:tcPr>
+            <w:tcW w:type="dxa" w:w="1872"/>
             <w:tcMar>
               <w:top w:type="dxa" w:w="40"/>
               <w:left w:type="dxa" w:w="70"/>
@@ -2958,13 +2973,13 @@
                 <w:sz w:val="17"/>
                 <w:szCs w:val="17"/>
               </w:rPr>
-              <w:t xml:space="preserve">0.0002</w:t>
-            </w:r>
-          </w:p>
-        </w:tc>
-        <w:tc>
-          <w:tcPr>
-            <w:tcW w:type="dxa" w:w="4421"/>
+              <w:t xml:space="preserve">0.0001</w:t>
+            </w:r>
+          </w:p>
+        </w:tc>
+        <w:tc>
+          <w:tcPr>
+            <w:tcW w:type="dxa" w:w="4533"/>
             <w:tcMar>
               <w:top w:type="dxa" w:w="40"/>
               <w:left w:type="dxa" w:w="70"/>
@@ -2984,7 +2999,7 @@
                 <w:sz w:val="17"/>
                 <w:szCs w:val="17"/>
               </w:rPr>
-              <w:t xml:space="preserve">primary baseline replication (3 model families x 6 languages)</w:t>
+              <w:t xml:space="preserve">primary baseline replication (released checkpoints, 6 CodeSearchNet languages)</w:t>
             </w:r>
           </w:p>
         </w:tc>
@@ -2996,7 +3011,7 @@
         </w:trPr>
         <w:tc>
           <w:tcPr>
-            <w:tcW w:type="dxa" w:w="1249"/>
+            <w:tcW w:type="dxa" w:w="1281"/>
             <w:tcMar>
               <w:top w:type="dxa" w:w="40"/>
               <w:left w:type="dxa" w:w="70"/>
@@ -3016,13 +3031,13 @@
                 <w:sz w:val="17"/>
                 <w:szCs w:val="17"/>
               </w:rPr>
-              <w:t xml:space="preserve">codellama</w:t>
-            </w:r>
-          </w:p>
-        </w:tc>
-        <w:tc>
-          <w:tcPr>
-            <w:tcW w:type="dxa" w:w="961"/>
+              <w:t xml:space="preserve">codet5p</w:t>
+            </w:r>
+          </w:p>
+        </w:tc>
+        <w:tc>
+          <w:tcPr>
+            <w:tcW w:type="dxa" w:w="985"/>
             <w:tcMar>
               <w:top w:type="dxa" w:w="40"/>
               <w:left w:type="dxa" w:w="70"/>
@@ -3042,13 +3057,13 @@
                 <w:sz w:val="17"/>
                 <w:szCs w:val="17"/>
               </w:rPr>
-              <w:t xml:space="preserve">php</w:t>
-            </w:r>
-          </w:p>
-        </w:tc>
-        <w:tc>
-          <w:tcPr>
-            <w:tcW w:type="dxa" w:w="1153"/>
+              <w:t xml:space="preserve">python</w:t>
+            </w:r>
+          </w:p>
+        </w:tc>
+        <w:tc>
+          <w:tcPr>
+            <w:tcW w:type="dxa" w:w="1183"/>
             <w:tcMar>
               <w:top w:type="dxa" w:w="40"/>
               <w:left w:type="dxa" w:w="70"/>
@@ -3068,13 +3083,13 @@
                 <w:sz w:val="17"/>
                 <w:szCs w:val="17"/>
               </w:rPr>
-              <w:t xml:space="preserve">0.0097</w:t>
-            </w:r>
-          </w:p>
-        </w:tc>
-        <w:tc>
-          <w:tcPr>
-            <w:tcW w:type="dxa" w:w="1730"/>
+              <w:t xml:space="preserve">0.7219</w:t>
+            </w:r>
+          </w:p>
+        </w:tc>
+        <w:tc>
+          <w:tcPr>
+            <w:tcW w:type="dxa" w:w="1774"/>
             <w:tcMar>
               <w:top w:type="dxa" w:w="40"/>
               <w:left w:type="dxa" w:w="70"/>
@@ -3094,13 +3109,13 @@
                 <w:sz w:val="17"/>
                 <w:szCs w:val="17"/>
               </w:rPr>
-              <w:t xml:space="preserve">0.009</w:t>
-            </w:r>
-          </w:p>
-        </w:tc>
-        <w:tc>
-          <w:tcPr>
-            <w:tcW w:type="dxa" w:w="2114"/>
+              <w:t xml:space="preserve">0.721</w:t>
+            </w:r>
+          </w:p>
+        </w:tc>
+        <w:tc>
+          <w:tcPr>
+            <w:tcW w:type="dxa" w:w="1872"/>
             <w:tcMar>
               <w:top w:type="dxa" w:w="40"/>
               <w:left w:type="dxa" w:w="70"/>
@@ -3120,13 +3135,13 @@
                 <w:sz w:val="17"/>
                 <w:szCs w:val="17"/>
               </w:rPr>
-              <w:t xml:space="preserve">0.0007</w:t>
-            </w:r>
-          </w:p>
-        </w:tc>
-        <w:tc>
-          <w:tcPr>
-            <w:tcW w:type="dxa" w:w="4421"/>
+              <w:t xml:space="preserve">0.0009</w:t>
+            </w:r>
+          </w:p>
+        </w:tc>
+        <w:tc>
+          <w:tcPr>
+            <w:tcW w:type="dxa" w:w="4533"/>
             <w:tcMar>
               <w:top w:type="dxa" w:w="40"/>
               <w:left w:type="dxa" w:w="70"/>
@@ -3146,12 +3161,1485 @@
                 <w:sz w:val="17"/>
                 <w:szCs w:val="17"/>
               </w:rPr>
-              <w:t xml:space="preserve">primary baseline replication (3 model families x 6 languages)</w:t>
+              <w:t xml:space="preserve">primary baseline replication (released checkpoints, 6 CodeSearchNet languages)</w:t>
+            </w:r>
+          </w:p>
+        </w:tc>
+      </w:tr>
+      <w:tr>
+        <w:trPr>
+          <w:cantSplit/>
+          <w:tblHeader w:val="false"/>
+        </w:trPr>
+        <w:tc>
+          <w:tcPr>
+            <w:tcW w:type="dxa" w:w="1281"/>
+            <w:tcMar>
+              <w:top w:type="dxa" w:w="40"/>
+              <w:left w:type="dxa" w:w="70"/>
+              <w:bottom w:type="dxa" w:w="40"/>
+              <w:right w:type="dxa" w:w="70"/>
+            </w:tcMar>
+          </w:tcPr>
+          <w:p>
+            <w:pPr>
+              <w:spacing w:after="0" w:before="0"/>
+            </w:pPr>
+            <w:r>
+              <w:rPr>
+                <w:rFonts w:ascii="Calibri" w:cs="Calibri" w:eastAsia="Calibri" w:hAnsi="Calibri"/>
+                <w:b w:val="false"/>
+                <w:bCs w:val="false"/>
+                <w:sz w:val="17"/>
+                <w:szCs w:val="17"/>
+              </w:rPr>
+              <w:t xml:space="preserve">codet5p</w:t>
+            </w:r>
+          </w:p>
+        </w:tc>
+        <w:tc>
+          <w:tcPr>
+            <w:tcW w:type="dxa" w:w="985"/>
+            <w:tcMar>
+              <w:top w:type="dxa" w:w="40"/>
+              <w:left w:type="dxa" w:w="70"/>
+              <w:bottom w:type="dxa" w:w="40"/>
+              <w:right w:type="dxa" w:w="70"/>
+            </w:tcMar>
+          </w:tcPr>
+          <w:p>
+            <w:pPr>
+              <w:spacing w:after="0" w:before="0"/>
+            </w:pPr>
+            <w:r>
+              <w:rPr>
+                <w:rFonts w:ascii="Calibri" w:cs="Calibri" w:eastAsia="Calibri" w:hAnsi="Calibri"/>
+                <w:b w:val="false"/>
+                <w:bCs w:val="false"/>
+                <w:sz w:val="17"/>
+                <w:szCs w:val="17"/>
+              </w:rPr>
+              <w:t xml:space="preserve">php</w:t>
+            </w:r>
+          </w:p>
+        </w:tc>
+        <w:tc>
+          <w:tcPr>
+            <w:tcW w:type="dxa" w:w="1183"/>
+            <w:tcMar>
+              <w:top w:type="dxa" w:w="40"/>
+              <w:left w:type="dxa" w:w="70"/>
+              <w:bottom w:type="dxa" w:w="40"/>
+              <w:right w:type="dxa" w:w="70"/>
+            </w:tcMar>
+          </w:tcPr>
+          <w:p>
+            <w:pPr>
+              <w:spacing w:after="0" w:before="0"/>
+            </w:pPr>
+            <w:r>
+              <w:rPr>
+                <w:rFonts w:ascii="Calibri" w:cs="Calibri" w:eastAsia="Calibri" w:hAnsi="Calibri"/>
+                <w:b w:val="false"/>
+                <w:bCs w:val="false"/>
+                <w:sz w:val="17"/>
+                <w:szCs w:val="17"/>
+              </w:rPr>
+              <w:t xml:space="preserve">0.5371</w:t>
+            </w:r>
+          </w:p>
+        </w:tc>
+        <w:tc>
+          <w:tcPr>
+            <w:tcW w:type="dxa" w:w="1774"/>
+            <w:tcMar>
+              <w:top w:type="dxa" w:w="40"/>
+              <w:left w:type="dxa" w:w="70"/>
+              <w:bottom w:type="dxa" w:w="40"/>
+              <w:right w:type="dxa" w:w="70"/>
+            </w:tcMar>
+          </w:tcPr>
+          <w:p>
+            <w:pPr>
+              <w:spacing w:after="0" w:before="0"/>
+            </w:pPr>
+            <w:r>
+              <w:rPr>
+                <w:rFonts w:ascii="Calibri" w:cs="Calibri" w:eastAsia="Calibri" w:hAnsi="Calibri"/>
+                <w:b w:val="false"/>
+                <w:bCs w:val="false"/>
+                <w:sz w:val="17"/>
+                <w:szCs w:val="17"/>
+              </w:rPr>
+              <w:t xml:space="preserve">0.537</w:t>
+            </w:r>
+          </w:p>
+        </w:tc>
+        <w:tc>
+          <w:tcPr>
+            <w:tcW w:type="dxa" w:w="1872"/>
+            <w:tcMar>
+              <w:top w:type="dxa" w:w="40"/>
+              <w:left w:type="dxa" w:w="70"/>
+              <w:bottom w:type="dxa" w:w="40"/>
+              <w:right w:type="dxa" w:w="70"/>
+            </w:tcMar>
+          </w:tcPr>
+          <w:p>
+            <w:pPr>
+              <w:spacing w:after="0" w:before="0"/>
+            </w:pPr>
+            <w:r>
+              <w:rPr>
+                <w:rFonts w:ascii="Calibri" w:cs="Calibri" w:eastAsia="Calibri" w:hAnsi="Calibri"/>
+                <w:b w:val="false"/>
+                <w:bCs w:val="false"/>
+                <w:sz w:val="17"/>
+                <w:szCs w:val="17"/>
+              </w:rPr>
+              <w:t xml:space="preserve">0.0001</w:t>
+            </w:r>
+          </w:p>
+        </w:tc>
+        <w:tc>
+          <w:tcPr>
+            <w:tcW w:type="dxa" w:w="4533"/>
+            <w:tcMar>
+              <w:top w:type="dxa" w:w="40"/>
+              <w:left w:type="dxa" w:w="70"/>
+              <w:bottom w:type="dxa" w:w="40"/>
+              <w:right w:type="dxa" w:w="70"/>
+            </w:tcMar>
+          </w:tcPr>
+          <w:p>
+            <w:pPr>
+              <w:spacing w:after="0" w:before="0"/>
+            </w:pPr>
+            <w:r>
+              <w:rPr>
+                <w:rFonts w:ascii="Calibri" w:cs="Calibri" w:eastAsia="Calibri" w:hAnsi="Calibri"/>
+                <w:b w:val="false"/>
+                <w:bCs w:val="false"/>
+                <w:sz w:val="17"/>
+                <w:szCs w:val="17"/>
+              </w:rPr>
+              <w:t xml:space="preserve">primary baseline replication (released checkpoints, 6 CodeSearchNet languages)</w:t>
+            </w:r>
+          </w:p>
+        </w:tc>
+      </w:tr>
+      <w:tr>
+        <w:trPr>
+          <w:cantSplit/>
+          <w:tblHeader w:val="false"/>
+        </w:trPr>
+        <w:tc>
+          <w:tcPr>
+            <w:tcW w:type="dxa" w:w="1281"/>
+            <w:tcMar>
+              <w:top w:type="dxa" w:w="40"/>
+              <w:left w:type="dxa" w:w="70"/>
+              <w:bottom w:type="dxa" w:w="40"/>
+              <w:right w:type="dxa" w:w="70"/>
+            </w:tcMar>
+          </w:tcPr>
+          <w:p>
+            <w:pPr>
+              <w:spacing w:after="0" w:before="0"/>
+            </w:pPr>
+            <w:r>
+              <w:rPr>
+                <w:rFonts w:ascii="Calibri" w:cs="Calibri" w:eastAsia="Calibri" w:hAnsi="Calibri"/>
+                <w:b w:val="false"/>
+                <w:bCs w:val="false"/>
+                <w:sz w:val="17"/>
+                <w:szCs w:val="17"/>
+              </w:rPr>
+              <w:t xml:space="preserve">codet5p</w:t>
+            </w:r>
+          </w:p>
+        </w:tc>
+        <w:tc>
+          <w:tcPr>
+            <w:tcW w:type="dxa" w:w="985"/>
+            <w:tcMar>
+              <w:top w:type="dxa" w:w="40"/>
+              <w:left w:type="dxa" w:w="70"/>
+              <w:bottom w:type="dxa" w:w="40"/>
+              <w:right w:type="dxa" w:w="70"/>
+            </w:tcMar>
+          </w:tcPr>
+          <w:p>
+            <w:pPr>
+              <w:spacing w:after="0" w:before="0"/>
+            </w:pPr>
+            <w:r>
+              <w:rPr>
+                <w:rFonts w:ascii="Calibri" w:cs="Calibri" w:eastAsia="Calibri" w:hAnsi="Calibri"/>
+                <w:b w:val="false"/>
+                <w:bCs w:val="false"/>
+                <w:sz w:val="17"/>
+                <w:szCs w:val="17"/>
+              </w:rPr>
+              <w:t xml:space="preserve">r</w:t>
+            </w:r>
+          </w:p>
+        </w:tc>
+        <w:tc>
+          <w:tcPr>
+            <w:tcW w:type="dxa" w:w="1183"/>
+            <w:tcMar>
+              <w:top w:type="dxa" w:w="40"/>
+              <w:left w:type="dxa" w:w="70"/>
+              <w:bottom w:type="dxa" w:w="40"/>
+              <w:right w:type="dxa" w:w="70"/>
+            </w:tcMar>
+          </w:tcPr>
+          <w:p>
+            <w:pPr>
+              <w:spacing w:after="0" w:before="0"/>
+            </w:pPr>
+            <w:r>
+              <w:rPr>
+                <w:rFonts w:ascii="Calibri" w:cs="Calibri" w:eastAsia="Calibri" w:hAnsi="Calibri"/>
+                <w:b w:val="false"/>
+                <w:bCs w:val="false"/>
+                <w:sz w:val="17"/>
+                <w:szCs w:val="17"/>
+              </w:rPr>
+              <w:t xml:space="preserve">0.405</w:t>
+            </w:r>
+          </w:p>
+        </w:tc>
+        <w:tc>
+          <w:tcPr>
+            <w:tcW w:type="dxa" w:w="1774"/>
+            <w:tcMar>
+              <w:top w:type="dxa" w:w="40"/>
+              <w:left w:type="dxa" w:w="70"/>
+              <w:bottom w:type="dxa" w:w="40"/>
+              <w:right w:type="dxa" w:w="70"/>
+            </w:tcMar>
+          </w:tcPr>
+          <w:p>
+            <w:pPr>
+              <w:spacing w:after="0" w:before="0"/>
+            </w:pPr>
+            <w:r>
+              <w:rPr>
+                <w:rFonts w:ascii="Calibri" w:cs="Calibri" w:eastAsia="Calibri" w:hAnsi="Calibri"/>
+                <w:b w:val="false"/>
+                <w:bCs w:val="false"/>
+                <w:sz w:val="17"/>
+                <w:szCs w:val="17"/>
+              </w:rPr>
+              <w:t xml:space="preserve">0.045</w:t>
+            </w:r>
+          </w:p>
+        </w:tc>
+        <w:tc>
+          <w:tcPr>
+            <w:tcW w:type="dxa" w:w="1872"/>
+            <w:tcMar>
+              <w:top w:type="dxa" w:w="40"/>
+              <w:left w:type="dxa" w:w="70"/>
+              <w:bottom w:type="dxa" w:w="40"/>
+              <w:right w:type="dxa" w:w="70"/>
+            </w:tcMar>
+          </w:tcPr>
+          <w:p>
+            <w:pPr>
+              <w:spacing w:after="0" w:before="0"/>
+            </w:pPr>
+            <w:r>
+              <w:rPr>
+                <w:rFonts w:ascii="Calibri" w:cs="Calibri" w:eastAsia="Calibri" w:hAnsi="Calibri"/>
+                <w:b w:val="false"/>
+                <w:bCs w:val="false"/>
+                <w:sz w:val="17"/>
+                <w:szCs w:val="17"/>
+              </w:rPr>
+              <w:t xml:space="preserve">0.36</w:t>
+            </w:r>
+          </w:p>
+        </w:tc>
+        <w:tc>
+          <w:tcPr>
+            <w:tcW w:type="dxa" w:w="4533"/>
+            <w:tcMar>
+              <w:top w:type="dxa" w:w="40"/>
+              <w:left w:type="dxa" w:w="70"/>
+              <w:bottom w:type="dxa" w:w="40"/>
+              <w:right w:type="dxa" w:w="70"/>
+            </w:tcMar>
+          </w:tcPr>
+          <w:p>
+            <w:pPr>
+              <w:spacing w:after="0" w:before="0"/>
+            </w:pPr>
+            <w:r>
+              <w:rPr>
+                <w:rFonts w:ascii="Calibri" w:cs="Calibri" w:eastAsia="Calibri" w:hAnsi="Calibri"/>
+                <w:b w:val="false"/>
+                <w:bCs w:val="false"/>
+                <w:sz w:val="17"/>
+                <w:szCs w:val="17"/>
+              </w:rPr>
+              <w:t xml:space="preserve">extension language, outside the published primary grid</w:t>
+            </w:r>
+          </w:p>
+        </w:tc>
+      </w:tr>
+      <w:tr>
+        <w:trPr>
+          <w:cantSplit/>
+          <w:tblHeader w:val="false"/>
+        </w:trPr>
+        <w:tc>
+          <w:tcPr>
+            <w:tcW w:type="dxa" w:w="1281"/>
+            <w:tcMar>
+              <w:top w:type="dxa" w:w="40"/>
+              <w:left w:type="dxa" w:w="70"/>
+              <w:bottom w:type="dxa" w:w="40"/>
+              <w:right w:type="dxa" w:w="70"/>
+            </w:tcMar>
+          </w:tcPr>
+          <w:p>
+            <w:pPr>
+              <w:spacing w:after="0" w:before="0"/>
+            </w:pPr>
+            <w:r>
+              <w:rPr>
+                <w:rFonts w:ascii="Calibri" w:cs="Calibri" w:eastAsia="Calibri" w:hAnsi="Calibri"/>
+                <w:b w:val="false"/>
+                <w:bCs w:val="false"/>
+                <w:sz w:val="17"/>
+                <w:szCs w:val="17"/>
+              </w:rPr>
+              <w:t xml:space="preserve">codellama</w:t>
+            </w:r>
+          </w:p>
+        </w:tc>
+        <w:tc>
+          <w:tcPr>
+            <w:tcW w:type="dxa" w:w="985"/>
+            <w:tcMar>
+              <w:top w:type="dxa" w:w="40"/>
+              <w:left w:type="dxa" w:w="70"/>
+              <w:bottom w:type="dxa" w:w="40"/>
+              <w:right w:type="dxa" w:w="70"/>
+            </w:tcMar>
+          </w:tcPr>
+          <w:p>
+            <w:pPr>
+              <w:spacing w:after="0" w:before="0"/>
+            </w:pPr>
+            <w:r>
+              <w:rPr>
+                <w:rFonts w:ascii="Calibri" w:cs="Calibri" w:eastAsia="Calibri" w:hAnsi="Calibri"/>
+                <w:b w:val="false"/>
+                <w:bCs w:val="false"/>
+                <w:sz w:val="17"/>
+                <w:szCs w:val="17"/>
+              </w:rPr>
+              <w:t xml:space="preserve">ruby</w:t>
+            </w:r>
+          </w:p>
+        </w:tc>
+        <w:tc>
+          <w:tcPr>
+            <w:tcW w:type="dxa" w:w="1183"/>
+            <w:tcMar>
+              <w:top w:type="dxa" w:w="40"/>
+              <w:left w:type="dxa" w:w="70"/>
+              <w:bottom w:type="dxa" w:w="40"/>
+              <w:right w:type="dxa" w:w="70"/>
+            </w:tcMar>
+          </w:tcPr>
+          <w:p>
+            <w:pPr>
+              <w:spacing w:after="0" w:before="0"/>
+            </w:pPr>
+            <w:r>
+              <w:rPr>
+                <w:rFonts w:ascii="Calibri" w:cs="Calibri" w:eastAsia="Calibri" w:hAnsi="Calibri"/>
+                <w:b w:val="false"/>
+                <w:bCs w:val="false"/>
+                <w:sz w:val="17"/>
+                <w:szCs w:val="17"/>
+              </w:rPr>
+              <w:t xml:space="preserve">0.0479</w:t>
+            </w:r>
+          </w:p>
+        </w:tc>
+        <w:tc>
+          <w:tcPr>
+            <w:tcW w:type="dxa" w:w="1774"/>
+            <w:tcMar>
+              <w:top w:type="dxa" w:w="40"/>
+              <w:left w:type="dxa" w:w="70"/>
+              <w:bottom w:type="dxa" w:w="40"/>
+              <w:right w:type="dxa" w:w="70"/>
+            </w:tcMar>
+          </w:tcPr>
+          <w:p>
+            <w:pPr>
+              <w:spacing w:after="0" w:before="0"/>
+            </w:pPr>
+            <w:r>
+              <w:rPr>
+                <w:rFonts w:ascii="Calibri" w:cs="Calibri" w:eastAsia="Calibri" w:hAnsi="Calibri"/>
+                <w:b w:val="false"/>
+                <w:bCs w:val="false"/>
+                <w:sz w:val="17"/>
+                <w:szCs w:val="17"/>
+              </w:rPr>
+              <w:t xml:space="preserve">0.047</w:t>
+            </w:r>
+          </w:p>
+        </w:tc>
+        <w:tc>
+          <w:tcPr>
+            <w:tcW w:type="dxa" w:w="1872"/>
+            <w:tcMar>
+              <w:top w:type="dxa" w:w="40"/>
+              <w:left w:type="dxa" w:w="70"/>
+              <w:bottom w:type="dxa" w:w="40"/>
+              <w:right w:type="dxa" w:w="70"/>
+            </w:tcMar>
+          </w:tcPr>
+          <w:p>
+            <w:pPr>
+              <w:spacing w:after="0" w:before="0"/>
+            </w:pPr>
+            <w:r>
+              <w:rPr>
+                <w:rFonts w:ascii="Calibri" w:cs="Calibri" w:eastAsia="Calibri" w:hAnsi="Calibri"/>
+                <w:b w:val="false"/>
+                <w:bCs w:val="false"/>
+                <w:sz w:val="17"/>
+                <w:szCs w:val="17"/>
+              </w:rPr>
+              <w:t xml:space="preserve">0.0009</w:t>
+            </w:r>
+          </w:p>
+        </w:tc>
+        <w:tc>
+          <w:tcPr>
+            <w:tcW w:type="dxa" w:w="4533"/>
+            <w:tcMar>
+              <w:top w:type="dxa" w:w="40"/>
+              <w:left w:type="dxa" w:w="70"/>
+              <w:bottom w:type="dxa" w:w="40"/>
+              <w:right w:type="dxa" w:w="70"/>
+            </w:tcMar>
+          </w:tcPr>
+          <w:p>
+            <w:pPr>
+              <w:spacing w:after="0" w:before="0"/>
+            </w:pPr>
+            <w:r>
+              <w:rPr>
+                <w:rFonts w:ascii="Calibri" w:cs="Calibri" w:eastAsia="Calibri" w:hAnsi="Calibri"/>
+                <w:b w:val="false"/>
+                <w:bCs w:val="false"/>
+                <w:sz w:val="17"/>
+                <w:szCs w:val="17"/>
+              </w:rPr>
+              <w:t xml:space="preserve">primary baseline replication (released checkpoints, 6 CodeSearchNet languages)</w:t>
+            </w:r>
+          </w:p>
+        </w:tc>
+      </w:tr>
+      <w:tr>
+        <w:trPr>
+          <w:cantSplit/>
+          <w:tblHeader w:val="false"/>
+        </w:trPr>
+        <w:tc>
+          <w:tcPr>
+            <w:tcW w:type="dxa" w:w="1281"/>
+            <w:tcMar>
+              <w:top w:type="dxa" w:w="40"/>
+              <w:left w:type="dxa" w:w="70"/>
+              <w:bottom w:type="dxa" w:w="40"/>
+              <w:right w:type="dxa" w:w="70"/>
+            </w:tcMar>
+          </w:tcPr>
+          <w:p>
+            <w:pPr>
+              <w:spacing w:after="0" w:before="0"/>
+            </w:pPr>
+            <w:r>
+              <w:rPr>
+                <w:rFonts w:ascii="Calibri" w:cs="Calibri" w:eastAsia="Calibri" w:hAnsi="Calibri"/>
+                <w:b w:val="false"/>
+                <w:bCs w:val="false"/>
+                <w:sz w:val="17"/>
+                <w:szCs w:val="17"/>
+              </w:rPr>
+              <w:t xml:space="preserve">codellama</w:t>
+            </w:r>
+          </w:p>
+        </w:tc>
+        <w:tc>
+          <w:tcPr>
+            <w:tcW w:type="dxa" w:w="985"/>
+            <w:tcMar>
+              <w:top w:type="dxa" w:w="40"/>
+              <w:left w:type="dxa" w:w="70"/>
+              <w:bottom w:type="dxa" w:w="40"/>
+              <w:right w:type="dxa" w:w="70"/>
+            </w:tcMar>
+          </w:tcPr>
+          <w:p>
+            <w:pPr>
+              <w:spacing w:after="0" w:before="0"/>
+            </w:pPr>
+            <w:r>
+              <w:rPr>
+                <w:rFonts w:ascii="Calibri" w:cs="Calibri" w:eastAsia="Calibri" w:hAnsi="Calibri"/>
+                <w:b w:val="false"/>
+                <w:bCs w:val="false"/>
+                <w:sz w:val="17"/>
+                <w:szCs w:val="17"/>
+              </w:rPr>
+              <w:t xml:space="preserve">javascript</w:t>
+            </w:r>
+          </w:p>
+        </w:tc>
+        <w:tc>
+          <w:tcPr>
+            <w:tcW w:type="dxa" w:w="1183"/>
+            <w:tcMar>
+              <w:top w:type="dxa" w:w="40"/>
+              <w:left w:type="dxa" w:w="70"/>
+              <w:bottom w:type="dxa" w:w="40"/>
+              <w:right w:type="dxa" w:w="70"/>
+            </w:tcMar>
+          </w:tcPr>
+          <w:p>
+            <w:pPr>
+              <w:spacing w:after="0" w:before="0"/>
+            </w:pPr>
+            <w:r>
+              <w:rPr>
+                <w:rFonts w:ascii="Calibri" w:cs="Calibri" w:eastAsia="Calibri" w:hAnsi="Calibri"/>
+                <w:b w:val="false"/>
+                <w:bCs w:val="false"/>
+                <w:sz w:val="17"/>
+                <w:szCs w:val="17"/>
+              </w:rPr>
+              <w:t xml:space="preserve">0.0262</w:t>
+            </w:r>
+          </w:p>
+        </w:tc>
+        <w:tc>
+          <w:tcPr>
+            <w:tcW w:type="dxa" w:w="1774"/>
+            <w:tcMar>
+              <w:top w:type="dxa" w:w="40"/>
+              <w:left w:type="dxa" w:w="70"/>
+              <w:bottom w:type="dxa" w:w="40"/>
+              <w:right w:type="dxa" w:w="70"/>
+            </w:tcMar>
+          </w:tcPr>
+          <w:p>
+            <w:pPr>
+              <w:spacing w:after="0" w:before="0"/>
+            </w:pPr>
+            <w:r>
+              <w:rPr>
+                <w:rFonts w:ascii="Calibri" w:cs="Calibri" w:eastAsia="Calibri" w:hAnsi="Calibri"/>
+                <w:b w:val="false"/>
+                <w:bCs w:val="false"/>
+                <w:sz w:val="17"/>
+                <w:szCs w:val="17"/>
+              </w:rPr>
+              <w:t xml:space="preserve">0.026</w:t>
+            </w:r>
+          </w:p>
+        </w:tc>
+        <w:tc>
+          <w:tcPr>
+            <w:tcW w:type="dxa" w:w="1872"/>
+            <w:tcMar>
+              <w:top w:type="dxa" w:w="40"/>
+              <w:left w:type="dxa" w:w="70"/>
+              <w:bottom w:type="dxa" w:w="40"/>
+              <w:right w:type="dxa" w:w="70"/>
+            </w:tcMar>
+          </w:tcPr>
+          <w:p>
+            <w:pPr>
+              <w:spacing w:after="0" w:before="0"/>
+            </w:pPr>
+            <w:r>
+              <w:rPr>
+                <w:rFonts w:ascii="Calibri" w:cs="Calibri" w:eastAsia="Calibri" w:hAnsi="Calibri"/>
+                <w:b w:val="false"/>
+                <w:bCs w:val="false"/>
+                <w:sz w:val="17"/>
+                <w:szCs w:val="17"/>
+              </w:rPr>
+              <w:t xml:space="preserve">0.0002</w:t>
+            </w:r>
+          </w:p>
+        </w:tc>
+        <w:tc>
+          <w:tcPr>
+            <w:tcW w:type="dxa" w:w="4533"/>
+            <w:tcMar>
+              <w:top w:type="dxa" w:w="40"/>
+              <w:left w:type="dxa" w:w="70"/>
+              <w:bottom w:type="dxa" w:w="40"/>
+              <w:right w:type="dxa" w:w="70"/>
+            </w:tcMar>
+          </w:tcPr>
+          <w:p>
+            <w:pPr>
+              <w:spacing w:after="0" w:before="0"/>
+            </w:pPr>
+            <w:r>
+              <w:rPr>
+                <w:rFonts w:ascii="Calibri" w:cs="Calibri" w:eastAsia="Calibri" w:hAnsi="Calibri"/>
+                <w:b w:val="false"/>
+                <w:bCs w:val="false"/>
+                <w:sz w:val="17"/>
+                <w:szCs w:val="17"/>
+              </w:rPr>
+              <w:t xml:space="preserve">primary baseline replication (released checkpoints, 6 CodeSearchNet languages)</w:t>
+            </w:r>
+          </w:p>
+        </w:tc>
+      </w:tr>
+      <w:tr>
+        <w:trPr>
+          <w:cantSplit/>
+          <w:tblHeader w:val="false"/>
+        </w:trPr>
+        <w:tc>
+          <w:tcPr>
+            <w:tcW w:type="dxa" w:w="1281"/>
+            <w:tcMar>
+              <w:top w:type="dxa" w:w="40"/>
+              <w:left w:type="dxa" w:w="70"/>
+              <w:bottom w:type="dxa" w:w="40"/>
+              <w:right w:type="dxa" w:w="70"/>
+            </w:tcMar>
+          </w:tcPr>
+          <w:p>
+            <w:pPr>
+              <w:spacing w:after="0" w:before="0"/>
+            </w:pPr>
+            <w:r>
+              <w:rPr>
+                <w:rFonts w:ascii="Calibri" w:cs="Calibri" w:eastAsia="Calibri" w:hAnsi="Calibri"/>
+                <w:b w:val="false"/>
+                <w:bCs w:val="false"/>
+                <w:sz w:val="17"/>
+                <w:szCs w:val="17"/>
+              </w:rPr>
+              <w:t xml:space="preserve">codellama</w:t>
+            </w:r>
+          </w:p>
+        </w:tc>
+        <w:tc>
+          <w:tcPr>
+            <w:tcW w:type="dxa" w:w="985"/>
+            <w:tcMar>
+              <w:top w:type="dxa" w:w="40"/>
+              <w:left w:type="dxa" w:w="70"/>
+              <w:bottom w:type="dxa" w:w="40"/>
+              <w:right w:type="dxa" w:w="70"/>
+            </w:tcMar>
+          </w:tcPr>
+          <w:p>
+            <w:pPr>
+              <w:spacing w:after="0" w:before="0"/>
+            </w:pPr>
+            <w:r>
+              <w:rPr>
+                <w:rFonts w:ascii="Calibri" w:cs="Calibri" w:eastAsia="Calibri" w:hAnsi="Calibri"/>
+                <w:b w:val="false"/>
+                <w:bCs w:val="false"/>
+                <w:sz w:val="17"/>
+                <w:szCs w:val="17"/>
+              </w:rPr>
+              <w:t xml:space="preserve">go</w:t>
+            </w:r>
+          </w:p>
+        </w:tc>
+        <w:tc>
+          <w:tcPr>
+            <w:tcW w:type="dxa" w:w="1183"/>
+            <w:tcMar>
+              <w:top w:type="dxa" w:w="40"/>
+              <w:left w:type="dxa" w:w="70"/>
+              <w:bottom w:type="dxa" w:w="40"/>
+              <w:right w:type="dxa" w:w="70"/>
+            </w:tcMar>
+          </w:tcPr>
+          <w:p>
+            <w:pPr>
+              <w:spacing w:after="0" w:before="0"/>
+            </w:pPr>
+            <w:r>
+              <w:rPr>
+                <w:rFonts w:ascii="Calibri" w:cs="Calibri" w:eastAsia="Calibri" w:hAnsi="Calibri"/>
+                <w:b w:val="false"/>
+                <w:bCs w:val="false"/>
+                <w:sz w:val="17"/>
+                <w:szCs w:val="17"/>
+              </w:rPr>
+              <w:t xml:space="preserve">0.0314</w:t>
+            </w:r>
+          </w:p>
+        </w:tc>
+        <w:tc>
+          <w:tcPr>
+            <w:tcW w:type="dxa" w:w="1774"/>
+            <w:tcMar>
+              <w:top w:type="dxa" w:w="40"/>
+              <w:left w:type="dxa" w:w="70"/>
+              <w:bottom w:type="dxa" w:w="40"/>
+              <w:right w:type="dxa" w:w="70"/>
+            </w:tcMar>
+          </w:tcPr>
+          <w:p>
+            <w:pPr>
+              <w:spacing w:after="0" w:before="0"/>
+            </w:pPr>
+            <w:r>
+              <w:rPr>
+                <w:rFonts w:ascii="Calibri" w:cs="Calibri" w:eastAsia="Calibri" w:hAnsi="Calibri"/>
+                <w:b w:val="false"/>
+                <w:bCs w:val="false"/>
+                <w:sz w:val="17"/>
+                <w:szCs w:val="17"/>
+              </w:rPr>
+              <w:t xml:space="preserve">0.031</w:t>
+            </w:r>
+          </w:p>
+        </w:tc>
+        <w:tc>
+          <w:tcPr>
+            <w:tcW w:type="dxa" w:w="1872"/>
+            <w:tcMar>
+              <w:top w:type="dxa" w:w="40"/>
+              <w:left w:type="dxa" w:w="70"/>
+              <w:bottom w:type="dxa" w:w="40"/>
+              <w:right w:type="dxa" w:w="70"/>
+            </w:tcMar>
+          </w:tcPr>
+          <w:p>
+            <w:pPr>
+              <w:spacing w:after="0" w:before="0"/>
+            </w:pPr>
+            <w:r>
+              <w:rPr>
+                <w:rFonts w:ascii="Calibri" w:cs="Calibri" w:eastAsia="Calibri" w:hAnsi="Calibri"/>
+                <w:b w:val="false"/>
+                <w:bCs w:val="false"/>
+                <w:sz w:val="17"/>
+                <w:szCs w:val="17"/>
+              </w:rPr>
+              <w:t xml:space="preserve">0.0004</w:t>
+            </w:r>
+          </w:p>
+        </w:tc>
+        <w:tc>
+          <w:tcPr>
+            <w:tcW w:type="dxa" w:w="4533"/>
+            <w:tcMar>
+              <w:top w:type="dxa" w:w="40"/>
+              <w:left w:type="dxa" w:w="70"/>
+              <w:bottom w:type="dxa" w:w="40"/>
+              <w:right w:type="dxa" w:w="70"/>
+            </w:tcMar>
+          </w:tcPr>
+          <w:p>
+            <w:pPr>
+              <w:spacing w:after="0" w:before="0"/>
+            </w:pPr>
+            <w:r>
+              <w:rPr>
+                <w:rFonts w:ascii="Calibri" w:cs="Calibri" w:eastAsia="Calibri" w:hAnsi="Calibri"/>
+                <w:b w:val="false"/>
+                <w:bCs w:val="false"/>
+                <w:sz w:val="17"/>
+                <w:szCs w:val="17"/>
+              </w:rPr>
+              <w:t xml:space="preserve">primary baseline replication (released checkpoints, 6 CodeSearchNet languages)</w:t>
+            </w:r>
+          </w:p>
+        </w:tc>
+      </w:tr>
+      <w:tr>
+        <w:trPr>
+          <w:cantSplit/>
+          <w:tblHeader w:val="false"/>
+        </w:trPr>
+        <w:tc>
+          <w:tcPr>
+            <w:tcW w:type="dxa" w:w="1281"/>
+            <w:tcMar>
+              <w:top w:type="dxa" w:w="40"/>
+              <w:left w:type="dxa" w:w="70"/>
+              <w:bottom w:type="dxa" w:w="40"/>
+              <w:right w:type="dxa" w:w="70"/>
+            </w:tcMar>
+          </w:tcPr>
+          <w:p>
+            <w:pPr>
+              <w:spacing w:after="0" w:before="0"/>
+            </w:pPr>
+            <w:r>
+              <w:rPr>
+                <w:rFonts w:ascii="Calibri" w:cs="Calibri" w:eastAsia="Calibri" w:hAnsi="Calibri"/>
+                <w:b w:val="false"/>
+                <w:bCs w:val="false"/>
+                <w:sz w:val="17"/>
+                <w:szCs w:val="17"/>
+              </w:rPr>
+              <w:t xml:space="preserve">codellama</w:t>
+            </w:r>
+          </w:p>
+        </w:tc>
+        <w:tc>
+          <w:tcPr>
+            <w:tcW w:type="dxa" w:w="985"/>
+            <w:tcMar>
+              <w:top w:type="dxa" w:w="40"/>
+              <w:left w:type="dxa" w:w="70"/>
+              <w:bottom w:type="dxa" w:w="40"/>
+              <w:right w:type="dxa" w:w="70"/>
+            </w:tcMar>
+          </w:tcPr>
+          <w:p>
+            <w:pPr>
+              <w:spacing w:after="0" w:before="0"/>
+            </w:pPr>
+            <w:r>
+              <w:rPr>
+                <w:rFonts w:ascii="Calibri" w:cs="Calibri" w:eastAsia="Calibri" w:hAnsi="Calibri"/>
+                <w:b w:val="false"/>
+                <w:bCs w:val="false"/>
+                <w:sz w:val="17"/>
+                <w:szCs w:val="17"/>
+              </w:rPr>
+              <w:t xml:space="preserve">java</w:t>
+            </w:r>
+          </w:p>
+        </w:tc>
+        <w:tc>
+          <w:tcPr>
+            <w:tcW w:type="dxa" w:w="1183"/>
+            <w:tcMar>
+              <w:top w:type="dxa" w:w="40"/>
+              <w:left w:type="dxa" w:w="70"/>
+              <w:bottom w:type="dxa" w:w="40"/>
+              <w:right w:type="dxa" w:w="70"/>
+            </w:tcMar>
+          </w:tcPr>
+          <w:p>
+            <w:pPr>
+              <w:spacing w:after="0" w:before="0"/>
+            </w:pPr>
+            <w:r>
+              <w:rPr>
+                <w:rFonts w:ascii="Calibri" w:cs="Calibri" w:eastAsia="Calibri" w:hAnsi="Calibri"/>
+                <w:b w:val="false"/>
+                <w:bCs w:val="false"/>
+                <w:sz w:val="17"/>
+                <w:szCs w:val="17"/>
+              </w:rPr>
+              <w:t xml:space="preserve">0.0159</w:t>
+            </w:r>
+          </w:p>
+        </w:tc>
+        <w:tc>
+          <w:tcPr>
+            <w:tcW w:type="dxa" w:w="1774"/>
+            <w:tcMar>
+              <w:top w:type="dxa" w:w="40"/>
+              <w:left w:type="dxa" w:w="70"/>
+              <w:bottom w:type="dxa" w:w="40"/>
+              <w:right w:type="dxa" w:w="70"/>
+            </w:tcMar>
+          </w:tcPr>
+          <w:p>
+            <w:pPr>
+              <w:spacing w:after="0" w:before="0"/>
+            </w:pPr>
+            <w:r>
+              <w:rPr>
+                <w:rFonts w:ascii="Calibri" w:cs="Calibri" w:eastAsia="Calibri" w:hAnsi="Calibri"/>
+                <w:b w:val="false"/>
+                <w:bCs w:val="false"/>
+                <w:sz w:val="17"/>
+                <w:szCs w:val="17"/>
+              </w:rPr>
+              <w:t xml:space="preserve">0.015</w:t>
+            </w:r>
+          </w:p>
+        </w:tc>
+        <w:tc>
+          <w:tcPr>
+            <w:tcW w:type="dxa" w:w="1872"/>
+            <w:tcMar>
+              <w:top w:type="dxa" w:w="40"/>
+              <w:left w:type="dxa" w:w="70"/>
+              <w:bottom w:type="dxa" w:w="40"/>
+              <w:right w:type="dxa" w:w="70"/>
+            </w:tcMar>
+          </w:tcPr>
+          <w:p>
+            <w:pPr>
+              <w:spacing w:after="0" w:before="0"/>
+            </w:pPr>
+            <w:r>
+              <w:rPr>
+                <w:rFonts w:ascii="Calibri" w:cs="Calibri" w:eastAsia="Calibri" w:hAnsi="Calibri"/>
+                <w:b w:val="false"/>
+                <w:bCs w:val="false"/>
+                <w:sz w:val="17"/>
+                <w:szCs w:val="17"/>
+              </w:rPr>
+              <w:t xml:space="preserve">0.0009</w:t>
+            </w:r>
+          </w:p>
+        </w:tc>
+        <w:tc>
+          <w:tcPr>
+            <w:tcW w:type="dxa" w:w="4533"/>
+            <w:tcMar>
+              <w:top w:type="dxa" w:w="40"/>
+              <w:left w:type="dxa" w:w="70"/>
+              <w:bottom w:type="dxa" w:w="40"/>
+              <w:right w:type="dxa" w:w="70"/>
+            </w:tcMar>
+          </w:tcPr>
+          <w:p>
+            <w:pPr>
+              <w:spacing w:after="0" w:before="0"/>
+            </w:pPr>
+            <w:r>
+              <w:rPr>
+                <w:rFonts w:ascii="Calibri" w:cs="Calibri" w:eastAsia="Calibri" w:hAnsi="Calibri"/>
+                <w:b w:val="false"/>
+                <w:bCs w:val="false"/>
+                <w:sz w:val="17"/>
+                <w:szCs w:val="17"/>
+              </w:rPr>
+              <w:t xml:space="preserve">primary baseline replication (released checkpoints, 6 CodeSearchNet languages)</w:t>
+            </w:r>
+          </w:p>
+        </w:tc>
+      </w:tr>
+      <w:tr>
+        <w:trPr>
+          <w:cantSplit/>
+          <w:tblHeader w:val="false"/>
+        </w:trPr>
+        <w:tc>
+          <w:tcPr>
+            <w:tcW w:type="dxa" w:w="1281"/>
+            <w:tcMar>
+              <w:top w:type="dxa" w:w="40"/>
+              <w:left w:type="dxa" w:w="70"/>
+              <w:bottom w:type="dxa" w:w="40"/>
+              <w:right w:type="dxa" w:w="70"/>
+            </w:tcMar>
+          </w:tcPr>
+          <w:p>
+            <w:pPr>
+              <w:spacing w:after="0" w:before="0"/>
+            </w:pPr>
+            <w:r>
+              <w:rPr>
+                <w:rFonts w:ascii="Calibri" w:cs="Calibri" w:eastAsia="Calibri" w:hAnsi="Calibri"/>
+                <w:b w:val="false"/>
+                <w:bCs w:val="false"/>
+                <w:sz w:val="17"/>
+                <w:szCs w:val="17"/>
+              </w:rPr>
+              <w:t xml:space="preserve">codellama</w:t>
+            </w:r>
+          </w:p>
+        </w:tc>
+        <w:tc>
+          <w:tcPr>
+            <w:tcW w:type="dxa" w:w="985"/>
+            <w:tcMar>
+              <w:top w:type="dxa" w:w="40"/>
+              <w:left w:type="dxa" w:w="70"/>
+              <w:bottom w:type="dxa" w:w="40"/>
+              <w:right w:type="dxa" w:w="70"/>
+            </w:tcMar>
+          </w:tcPr>
+          <w:p>
+            <w:pPr>
+              <w:spacing w:after="0" w:before="0"/>
+            </w:pPr>
+            <w:r>
+              <w:rPr>
+                <w:rFonts w:ascii="Calibri" w:cs="Calibri" w:eastAsia="Calibri" w:hAnsi="Calibri"/>
+                <w:b w:val="false"/>
+                <w:bCs w:val="false"/>
+                <w:sz w:val="17"/>
+                <w:szCs w:val="17"/>
+              </w:rPr>
+              <w:t xml:space="preserve">python</w:t>
+            </w:r>
+          </w:p>
+        </w:tc>
+        <w:tc>
+          <w:tcPr>
+            <w:tcW w:type="dxa" w:w="1183"/>
+            <w:tcMar>
+              <w:top w:type="dxa" w:w="40"/>
+              <w:left w:type="dxa" w:w="70"/>
+              <w:bottom w:type="dxa" w:w="40"/>
+              <w:right w:type="dxa" w:w="70"/>
+            </w:tcMar>
+          </w:tcPr>
+          <w:p>
+            <w:pPr>
+              <w:spacing w:after="0" w:before="0"/>
+            </w:pPr>
+            <w:r>
+              <w:rPr>
+                <w:rFonts w:ascii="Calibri" w:cs="Calibri" w:eastAsia="Calibri" w:hAnsi="Calibri"/>
+                <w:b w:val="false"/>
+                <w:bCs w:val="false"/>
+                <w:sz w:val="17"/>
+                <w:szCs w:val="17"/>
+              </w:rPr>
+              <w:t xml:space="preserve">0.0172</w:t>
+            </w:r>
+          </w:p>
+        </w:tc>
+        <w:tc>
+          <w:tcPr>
+            <w:tcW w:type="dxa" w:w="1774"/>
+            <w:tcMar>
+              <w:top w:type="dxa" w:w="40"/>
+              <w:left w:type="dxa" w:w="70"/>
+              <w:bottom w:type="dxa" w:w="40"/>
+              <w:right w:type="dxa" w:w="70"/>
+            </w:tcMar>
+          </w:tcPr>
+          <w:p>
+            <w:pPr>
+              <w:spacing w:after="0" w:before="0"/>
+            </w:pPr>
+            <w:r>
+              <w:rPr>
+                <w:rFonts w:ascii="Calibri" w:cs="Calibri" w:eastAsia="Calibri" w:hAnsi="Calibri"/>
+                <w:b w:val="false"/>
+                <w:bCs w:val="false"/>
+                <w:sz w:val="17"/>
+                <w:szCs w:val="17"/>
+              </w:rPr>
+              <w:t xml:space="preserve">0.017</w:t>
+            </w:r>
+          </w:p>
+        </w:tc>
+        <w:tc>
+          <w:tcPr>
+            <w:tcW w:type="dxa" w:w="1872"/>
+            <w:tcMar>
+              <w:top w:type="dxa" w:w="40"/>
+              <w:left w:type="dxa" w:w="70"/>
+              <w:bottom w:type="dxa" w:w="40"/>
+              <w:right w:type="dxa" w:w="70"/>
+            </w:tcMar>
+          </w:tcPr>
+          <w:p>
+            <w:pPr>
+              <w:spacing w:after="0" w:before="0"/>
+            </w:pPr>
+            <w:r>
+              <w:rPr>
+                <w:rFonts w:ascii="Calibri" w:cs="Calibri" w:eastAsia="Calibri" w:hAnsi="Calibri"/>
+                <w:b w:val="false"/>
+                <w:bCs w:val="false"/>
+                <w:sz w:val="17"/>
+                <w:szCs w:val="17"/>
+              </w:rPr>
+              <w:t xml:space="preserve">0.0002</w:t>
+            </w:r>
+          </w:p>
+        </w:tc>
+        <w:tc>
+          <w:tcPr>
+            <w:tcW w:type="dxa" w:w="4533"/>
+            <w:tcMar>
+              <w:top w:type="dxa" w:w="40"/>
+              <w:left w:type="dxa" w:w="70"/>
+              <w:bottom w:type="dxa" w:w="40"/>
+              <w:right w:type="dxa" w:w="70"/>
+            </w:tcMar>
+          </w:tcPr>
+          <w:p>
+            <w:pPr>
+              <w:spacing w:after="0" w:before="0"/>
+            </w:pPr>
+            <w:r>
+              <w:rPr>
+                <w:rFonts w:ascii="Calibri" w:cs="Calibri" w:eastAsia="Calibri" w:hAnsi="Calibri"/>
+                <w:b w:val="false"/>
+                <w:bCs w:val="false"/>
+                <w:sz w:val="17"/>
+                <w:szCs w:val="17"/>
+              </w:rPr>
+              <w:t xml:space="preserve">primary baseline replication (released checkpoints, 6 CodeSearchNet languages)</w:t>
+            </w:r>
+          </w:p>
+        </w:tc>
+      </w:tr>
+      <w:tr>
+        <w:trPr>
+          <w:cantSplit/>
+          <w:tblHeader w:val="false"/>
+        </w:trPr>
+        <w:tc>
+          <w:tcPr>
+            <w:tcW w:type="dxa" w:w="1281"/>
+            <w:tcMar>
+              <w:top w:type="dxa" w:w="40"/>
+              <w:left w:type="dxa" w:w="70"/>
+              <w:bottom w:type="dxa" w:w="40"/>
+              <w:right w:type="dxa" w:w="70"/>
+            </w:tcMar>
+          </w:tcPr>
+          <w:p>
+            <w:pPr>
+              <w:spacing w:after="0" w:before="0"/>
+            </w:pPr>
+            <w:r>
+              <w:rPr>
+                <w:rFonts w:ascii="Calibri" w:cs="Calibri" w:eastAsia="Calibri" w:hAnsi="Calibri"/>
+                <w:b w:val="false"/>
+                <w:bCs w:val="false"/>
+                <w:sz w:val="17"/>
+                <w:szCs w:val="17"/>
+              </w:rPr>
+              <w:t xml:space="preserve">codellama</w:t>
+            </w:r>
+          </w:p>
+        </w:tc>
+        <w:tc>
+          <w:tcPr>
+            <w:tcW w:type="dxa" w:w="985"/>
+            <w:tcMar>
+              <w:top w:type="dxa" w:w="40"/>
+              <w:left w:type="dxa" w:w="70"/>
+              <w:bottom w:type="dxa" w:w="40"/>
+              <w:right w:type="dxa" w:w="70"/>
+            </w:tcMar>
+          </w:tcPr>
+          <w:p>
+            <w:pPr>
+              <w:spacing w:after="0" w:before="0"/>
+            </w:pPr>
+            <w:r>
+              <w:rPr>
+                <w:rFonts w:ascii="Calibri" w:cs="Calibri" w:eastAsia="Calibri" w:hAnsi="Calibri"/>
+                <w:b w:val="false"/>
+                <w:bCs w:val="false"/>
+                <w:sz w:val="17"/>
+                <w:szCs w:val="17"/>
+              </w:rPr>
+              <w:t xml:space="preserve">php</w:t>
+            </w:r>
+          </w:p>
+        </w:tc>
+        <w:tc>
+          <w:tcPr>
+            <w:tcW w:type="dxa" w:w="1183"/>
+            <w:tcMar>
+              <w:top w:type="dxa" w:w="40"/>
+              <w:left w:type="dxa" w:w="70"/>
+              <w:bottom w:type="dxa" w:w="40"/>
+              <w:right w:type="dxa" w:w="70"/>
+            </w:tcMar>
+          </w:tcPr>
+          <w:p>
+            <w:pPr>
+              <w:spacing w:after="0" w:before="0"/>
+            </w:pPr>
+            <w:r>
+              <w:rPr>
+                <w:rFonts w:ascii="Calibri" w:cs="Calibri" w:eastAsia="Calibri" w:hAnsi="Calibri"/>
+                <w:b w:val="false"/>
+                <w:bCs w:val="false"/>
+                <w:sz w:val="17"/>
+                <w:szCs w:val="17"/>
+              </w:rPr>
+              <w:t xml:space="preserve">0.0097</w:t>
+            </w:r>
+          </w:p>
+        </w:tc>
+        <w:tc>
+          <w:tcPr>
+            <w:tcW w:type="dxa" w:w="1774"/>
+            <w:tcMar>
+              <w:top w:type="dxa" w:w="40"/>
+              <w:left w:type="dxa" w:w="70"/>
+              <w:bottom w:type="dxa" w:w="40"/>
+              <w:right w:type="dxa" w:w="70"/>
+            </w:tcMar>
+          </w:tcPr>
+          <w:p>
+            <w:pPr>
+              <w:spacing w:after="0" w:before="0"/>
+            </w:pPr>
+            <w:r>
+              <w:rPr>
+                <w:rFonts w:ascii="Calibri" w:cs="Calibri" w:eastAsia="Calibri" w:hAnsi="Calibri"/>
+                <w:b w:val="false"/>
+                <w:bCs w:val="false"/>
+                <w:sz w:val="17"/>
+                <w:szCs w:val="17"/>
+              </w:rPr>
+              <w:t xml:space="preserve">0.009</w:t>
+            </w:r>
+          </w:p>
+        </w:tc>
+        <w:tc>
+          <w:tcPr>
+            <w:tcW w:type="dxa" w:w="1872"/>
+            <w:tcMar>
+              <w:top w:type="dxa" w:w="40"/>
+              <w:left w:type="dxa" w:w="70"/>
+              <w:bottom w:type="dxa" w:w="40"/>
+              <w:right w:type="dxa" w:w="70"/>
+            </w:tcMar>
+          </w:tcPr>
+          <w:p>
+            <w:pPr>
+              <w:spacing w:after="0" w:before="0"/>
+            </w:pPr>
+            <w:r>
+              <w:rPr>
+                <w:rFonts w:ascii="Calibri" w:cs="Calibri" w:eastAsia="Calibri" w:hAnsi="Calibri"/>
+                <w:b w:val="false"/>
+                <w:bCs w:val="false"/>
+                <w:sz w:val="17"/>
+                <w:szCs w:val="17"/>
+              </w:rPr>
+              <w:t xml:space="preserve">0.0007</w:t>
+            </w:r>
+          </w:p>
+        </w:tc>
+        <w:tc>
+          <w:tcPr>
+            <w:tcW w:type="dxa" w:w="4533"/>
+            <w:tcMar>
+              <w:top w:type="dxa" w:w="40"/>
+              <w:left w:type="dxa" w:w="70"/>
+              <w:bottom w:type="dxa" w:w="40"/>
+              <w:right w:type="dxa" w:w="70"/>
+            </w:tcMar>
+          </w:tcPr>
+          <w:p>
+            <w:pPr>
+              <w:spacing w:after="0" w:before="0"/>
+            </w:pPr>
+            <w:r>
+              <w:rPr>
+                <w:rFonts w:ascii="Calibri" w:cs="Calibri" w:eastAsia="Calibri" w:hAnsi="Calibri"/>
+                <w:b w:val="false"/>
+                <w:bCs w:val="false"/>
+                <w:sz w:val="17"/>
+                <w:szCs w:val="17"/>
+              </w:rPr>
+              <w:t xml:space="preserve">primary baseline replication (released checkpoints, 6 CodeSearchNet languages)</w:t>
+            </w:r>
+          </w:p>
+        </w:tc>
+      </w:tr>
+      <w:tr>
+        <w:trPr>
+          <w:cantSplit/>
+          <w:tblHeader w:val="false"/>
+        </w:trPr>
+        <w:tc>
+          <w:tcPr>
+            <w:tcW w:type="dxa" w:w="1281"/>
+            <w:tcMar>
+              <w:top w:type="dxa" w:w="40"/>
+              <w:left w:type="dxa" w:w="70"/>
+              <w:bottom w:type="dxa" w:w="40"/>
+              <w:right w:type="dxa" w:w="70"/>
+            </w:tcMar>
+          </w:tcPr>
+          <w:p>
+            <w:pPr>
+              <w:spacing w:after="0" w:before="0"/>
+            </w:pPr>
+            <w:r>
+              <w:rPr>
+                <w:rFonts w:ascii="Calibri" w:cs="Calibri" w:eastAsia="Calibri" w:hAnsi="Calibri"/>
+                <w:b w:val="false"/>
+                <w:bCs w:val="false"/>
+                <w:sz w:val="17"/>
+                <w:szCs w:val="17"/>
+              </w:rPr>
+              <w:t xml:space="preserve">codellama</w:t>
+            </w:r>
+          </w:p>
+        </w:tc>
+        <w:tc>
+          <w:tcPr>
+            <w:tcW w:type="dxa" w:w="985"/>
+            <w:tcMar>
+              <w:top w:type="dxa" w:w="40"/>
+              <w:left w:type="dxa" w:w="70"/>
+              <w:bottom w:type="dxa" w:w="40"/>
+              <w:right w:type="dxa" w:w="70"/>
+            </w:tcMar>
+          </w:tcPr>
+          <w:p>
+            <w:pPr>
+              <w:spacing w:after="0" w:before="0"/>
+            </w:pPr>
+            <w:r>
+              <w:rPr>
+                <w:rFonts w:ascii="Calibri" w:cs="Calibri" w:eastAsia="Calibri" w:hAnsi="Calibri"/>
+                <w:b w:val="false"/>
+                <w:bCs w:val="false"/>
+                <w:sz w:val="17"/>
+                <w:szCs w:val="17"/>
+              </w:rPr>
+              <w:t xml:space="preserve">r</w:t>
+            </w:r>
+          </w:p>
+        </w:tc>
+        <w:tc>
+          <w:tcPr>
+            <w:tcW w:type="dxa" w:w="1183"/>
+            <w:tcMar>
+              <w:top w:type="dxa" w:w="40"/>
+              <w:left w:type="dxa" w:w="70"/>
+              <w:bottom w:type="dxa" w:w="40"/>
+              <w:right w:type="dxa" w:w="70"/>
+            </w:tcMar>
+          </w:tcPr>
+          <w:p>
+            <w:pPr>
+              <w:spacing w:after="0" w:before="0"/>
+            </w:pPr>
+            <w:r>
+              <w:rPr>
+                <w:rFonts w:ascii="Calibri" w:cs="Calibri" w:eastAsia="Calibri" w:hAnsi="Calibri"/>
+                <w:b w:val="false"/>
+                <w:bCs w:val="false"/>
+                <w:sz w:val="17"/>
+                <w:szCs w:val="17"/>
+              </w:rPr>
+              <w:t xml:space="preserve">0.016</w:t>
+            </w:r>
+          </w:p>
+        </w:tc>
+        <w:tc>
+          <w:tcPr>
+            <w:tcW w:type="dxa" w:w="1774"/>
+            <w:tcMar>
+              <w:top w:type="dxa" w:w="40"/>
+              <w:left w:type="dxa" w:w="70"/>
+              <w:bottom w:type="dxa" w:w="40"/>
+              <w:right w:type="dxa" w:w="70"/>
+            </w:tcMar>
+          </w:tcPr>
+          <w:p>
+            <w:pPr>
+              <w:spacing w:after="0" w:before="0"/>
+            </w:pPr>
+            <w:r>
+              <w:rPr>
+                <w:rFonts w:ascii="Calibri" w:cs="Calibri" w:eastAsia="Calibri" w:hAnsi="Calibri"/>
+                <w:b w:val="false"/>
+                <w:bCs w:val="false"/>
+                <w:sz w:val="17"/>
+                <w:szCs w:val="17"/>
+              </w:rPr>
+              <w:t xml:space="preserve">0.024</w:t>
+            </w:r>
+          </w:p>
+        </w:tc>
+        <w:tc>
+          <w:tcPr>
+            <w:tcW w:type="dxa" w:w="1872"/>
+            <w:tcMar>
+              <w:top w:type="dxa" w:w="40"/>
+              <w:left w:type="dxa" w:w="70"/>
+              <w:bottom w:type="dxa" w:w="40"/>
+              <w:right w:type="dxa" w:w="70"/>
+            </w:tcMar>
+          </w:tcPr>
+          <w:p>
+            <w:pPr>
+              <w:spacing w:after="0" w:before="0"/>
+            </w:pPr>
+            <w:r>
+              <w:rPr>
+                <w:rFonts w:ascii="Calibri" w:cs="Calibri" w:eastAsia="Calibri" w:hAnsi="Calibri"/>
+                <w:b w:val="false"/>
+                <w:bCs w:val="false"/>
+                <w:sz w:val="17"/>
+                <w:szCs w:val="17"/>
+              </w:rPr>
+              <w:t xml:space="preserve">0.008</w:t>
+            </w:r>
+          </w:p>
+        </w:tc>
+        <w:tc>
+          <w:tcPr>
+            <w:tcW w:type="dxa" w:w="4533"/>
+            <w:tcMar>
+              <w:top w:type="dxa" w:w="40"/>
+              <w:left w:type="dxa" w:w="70"/>
+              <w:bottom w:type="dxa" w:w="40"/>
+              <w:right w:type="dxa" w:w="70"/>
+            </w:tcMar>
+          </w:tcPr>
+          <w:p>
+            <w:pPr>
+              <w:spacing w:after="0" w:before="0"/>
+            </w:pPr>
+            <w:r>
+              <w:rPr>
+                <w:rFonts w:ascii="Calibri" w:cs="Calibri" w:eastAsia="Calibri" w:hAnsi="Calibri"/>
+                <w:b w:val="false"/>
+                <w:bCs w:val="false"/>
+                <w:sz w:val="17"/>
+                <w:szCs w:val="17"/>
+              </w:rPr>
+              <w:t xml:space="preserve">extension language, outside the published primary grid</w:t>
             </w:r>
           </w:p>
         </w:tc>
       </w:tr>
     </w:tbl>
+    <w:p>
+      <w:pPr>
+        <w:spacing w:after="200"/>
+      </w:pPr>
+      <w:r>
+        <w:rPr>
+          <w:rFonts w:ascii="Calibri" w:cs="Calibri" w:eastAsia="Calibri" w:hAnsi="Calibri"/>
+          <w:i/>
+          <w:iCs/>
+          <w:sz w:val="20"/>
+          <w:szCs w:val="20"/>
+        </w:rPr>
+        <w:t xml:space="preserve">Note. The published-baseline criterion applies to released checkpoints. The published fine-tuned CodeBERT checkpoint was not released, so that configuration was fine-tuned here with the authors’ released script at their published settings (InfoNCE, learning rate 5e-5, batch size 32, five epochs); the resulting model exceeds the published baseline in all six languages, by 0.013 to 0.177 MRR, and baseline agreement is therefore not an applicable criterion for it. Across the 18 released-checkpoint cells the largest deviation is 0.0010. Of the three extension-language cells, CodeBERT and Code Llama on R reproduce within 0.01 through the same pipeline and corpus, while CodeT5+ on R gives 0.405 against a published 0.045; that cell is reported and carries no claim, and excluding it does not change the regularisation value at which CodeT5+ changes sign.</w:t>
+      </w:r>
+    </w:p>
     <w:p>
       <w:pPr>
         <w:spacing w:after="100" w:before="240"/>
@@ -38364,7 +39852,7 @@
                 <w:sz w:val="17"/>
                 <w:szCs w:val="17"/>
               </w:rPr>
-              <w:t xml:space="preserve">0.0458</w:t>
+              <w:t xml:space="preserve">0.045785714285714284</w:t>
             </w:r>
           </w:p>
         </w:tc>
@@ -38390,7 +39878,7 @@
                 <w:sz w:val="17"/>
                 <w:szCs w:val="17"/>
               </w:rPr>
-              <w:t xml:space="preserve">0.1442</w:t>
+              <w:t xml:space="preserve">0.14417142857142856</w:t>
             </w:r>
           </w:p>
         </w:tc>
@@ -38416,7 +39904,7 @@
                 <w:sz w:val="17"/>
                 <w:szCs w:val="17"/>
               </w:rPr>
-              <w:t xml:space="preserve">0.1629</w:t>
+              <w:t xml:space="preserve">0.16292857142857145</w:t>
             </w:r>
           </w:p>
         </w:tc>
@@ -38442,7 +39930,7 @@
                 <w:sz w:val="17"/>
                 <w:szCs w:val="17"/>
               </w:rPr>
-              <w:t xml:space="preserve">0.1625</w:t>
+              <w:t xml:space="preserve">0.1625142857142857</w:t>
             </w:r>
           </w:p>
         </w:tc>
@@ -38468,7 +39956,7 @@
                 <w:sz w:val="17"/>
                 <w:szCs w:val="17"/>
               </w:rPr>
-              <w:t xml:space="preserve">0.1185</w:t>
+              <w:t xml:space="preserve">0.11850000000000001</w:t>
             </w:r>
           </w:p>
         </w:tc>
@@ -38494,7 +39982,7 @@
                 <w:sz w:val="17"/>
                 <w:szCs w:val="17"/>
               </w:rPr>
-              <w:t xml:space="preserve">0.0545</w:t>
+              <w:t xml:space="preserve">0.054528571428571426</w:t>
             </w:r>
           </w:p>
         </w:tc>
@@ -38552,7 +40040,7 @@
                 <w:sz w:val="17"/>
                 <w:szCs w:val="17"/>
               </w:rPr>
-              <w:t xml:space="preserve">0.0285</w:t>
+              <w:t xml:space="preserve">0.028499999999999998</w:t>
             </w:r>
           </w:p>
         </w:tc>
@@ -38578,7 +40066,7 @@
                 <w:sz w:val="17"/>
                 <w:szCs w:val="17"/>
               </w:rPr>
-              <w:t xml:space="preserve">0.0464</w:t>
+              <w:t xml:space="preserve">0.04636666666666667</w:t>
             </w:r>
           </w:p>
         </w:tc>
@@ -38604,7 +40092,7 @@
                 <w:sz w:val="17"/>
                 <w:szCs w:val="17"/>
               </w:rPr>
-              <w:t xml:space="preserve">0.0462</w:t>
+              <w:t xml:space="preserve">0.04621666666666666</w:t>
             </w:r>
           </w:p>
         </w:tc>
@@ -38656,7 +40144,7 @@
                 <w:sz w:val="17"/>
                 <w:szCs w:val="17"/>
               </w:rPr>
-              <w:t xml:space="preserve">0.0314</w:t>
+              <w:t xml:space="preserve">0.031400000000000004</w:t>
             </w:r>
           </w:p>
         </w:tc>
@@ -38682,7 +40170,7 @@
                 <w:sz w:val="17"/>
                 <w:szCs w:val="17"/>
               </w:rPr>
-              <w:t xml:space="preserve">0.0187</w:t>
+              <w:t xml:space="preserve">0.018733333333333334</w:t>
             </w:r>
           </w:p>
         </w:tc>
@@ -38740,7 +40228,7 @@
                 <w:sz w:val="17"/>
                 <w:szCs w:val="17"/>
               </w:rPr>
-              <w:t xml:space="preserve">0.2923</w:t>
+              <w:t xml:space="preserve">0.29228571428571426</w:t>
             </w:r>
           </w:p>
         </w:tc>
@@ -38766,7 +40254,7 @@
                 <w:sz w:val="17"/>
                 <w:szCs w:val="17"/>
               </w:rPr>
-              <w:t xml:space="preserve">0.3731</w:t>
+              <w:t xml:space="preserve">0.3730857142857143</w:t>
             </w:r>
           </w:p>
         </w:tc>
@@ -38792,7 +40280,7 @@
                 <w:sz w:val="17"/>
                 <w:szCs w:val="17"/>
               </w:rPr>
-              <w:t xml:space="preserve">0.3810</w:t>
+              <w:t xml:space="preserve">0.3809571428571429</w:t>
             </w:r>
           </w:p>
         </w:tc>
@@ -38818,7 +40306,7 @@
                 <w:sz w:val="17"/>
                 <w:szCs w:val="17"/>
               </w:rPr>
-              <w:t xml:space="preserve">0.3938</w:t>
+              <w:t xml:space="preserve">0.39375714285714286</w:t>
             </w:r>
           </w:p>
         </w:tc>
@@ -38844,7 +40332,7 @@
                 <w:sz w:val="17"/>
                 <w:szCs w:val="17"/>
               </w:rPr>
-              <w:t xml:space="preserve">0.3937</w:t>
+              <w:t xml:space="preserve">0.3937428571428571</w:t>
             </w:r>
           </w:p>
         </w:tc>
@@ -38870,7 +40358,7 @@
                 <w:sz w:val="17"/>
                 <w:szCs w:val="17"/>
               </w:rPr>
-              <w:t xml:space="preserve">0.3526</w:t>
+              <w:t xml:space="preserve">0.35259999999999997</w:t>
             </w:r>
           </w:p>
         </w:tc>
@@ -38954,7 +40442,7 @@
                 <w:sz w:val="17"/>
                 <w:szCs w:val="17"/>
               </w:rPr>
-              <w:t xml:space="preserve">-0.0112</w:t>
+              <w:t xml:space="preserve">-0.011242857142857143</w:t>
             </w:r>
           </w:p>
         </w:tc>
@@ -38980,7 +40468,7 @@
                 <w:sz w:val="17"/>
                 <w:szCs w:val="17"/>
               </w:rPr>
-              <w:t xml:space="preserve">-0.0011</w:t>
+              <w:t xml:space="preserve">-0.0011142857142857146</w:t>
             </w:r>
           </w:p>
         </w:tc>
@@ -39006,7 +40494,7 @@
                 <w:sz w:val="17"/>
                 <w:szCs w:val="17"/>
               </w:rPr>
-              <w:t xml:space="preserve">0.0078</w:t>
+              <w:t xml:space="preserve">0.007842857142857143</w:t>
             </w:r>
           </w:p>
         </w:tc>
@@ -39032,7 +40520,7 @@
                 <w:sz w:val="17"/>
                 <w:szCs w:val="17"/>
               </w:rPr>
-              <w:t xml:space="preserve">0.0081</w:t>
+              <w:t xml:space="preserve">0.008142857142857143</w:t>
             </w:r>
           </w:p>
         </w:tc>
@@ -39064,6 +40552,21 @@
         </w:tc>
       </w:tr>
     </w:tbl>
+    <w:p>
+      <w:pPr>
+        <w:spacing w:after="200"/>
+      </w:pPr>
+      <w:r>
+        <w:rPr>
+          <w:rFonts w:ascii="Calibri" w:cs="Calibri" w:eastAsia="Calibri" w:hAnsi="Calibri"/>
+          <w:i/>
+          <w:iCs/>
+          <w:sz w:val="20"/>
+          <w:szCs w:val="20"/>
+        </w:rPr>
+        <w:t xml:space="preserve">Note. At zero regularisation three configuration means are positive and CodeT5+ is negative, so response-defined groups are both defined. Fine-tuned CodeBERT remains positive at every tested regularisation value, whereas CodeT5+ crosses from negative to positive between 0.001 and 0.01; above that the harmed group is empty and no threshold is defined.</w:t>
+      </w:r>
+    </w:p>
     <w:sectPr>
       <w:pgSz w:w="15840" w:h="12240" w:orient="landscape"/>
       <w:pgMar w:top="1080" w:right="1080" w:bottom="1080" w:left="1080" w:header="708" w:footer="708" w:gutter="0"/>
